--- a/worksheets/W11.docx
+++ b/worksheets/W11.docx
@@ -6,6 +6,7 @@
       <w:pPr>
         <w:keepNext/>
         <w:keepLines w:val="0"/>
+        <w:pageBreakBefore w:val="0"/>
         <w:spacing w:before="0" w:after="60" w:line="293" w:lineRule="auto"/>
       </w:pPr>
       <w:r>
@@ -860,16 +861,9 @@
     </w:tbl>
     <w:p>
       <w:pPr>
-        <w:spacing w:after="0"/>
-      </w:pPr>
-      <w:r>
-        <w:br w:type="page"/>
-      </w:r>
-    </w:p>
-    <w:p>
-      <w:pPr>
         <w:keepNext/>
         <w:keepLines w:val="0"/>
+        <w:pageBreakBefore/>
         <w:spacing w:before="0" w:after="60" w:line="293" w:lineRule="auto"/>
       </w:pPr>
       <w:r>
@@ -914,7 +908,7 @@
           <w:color w:val="5B6573"/>
           <w:sz w:val="22"/>
         </w:rPr>
-        <w:t>同儕拿反方原文檢查，不憑印象宣布對錯。</w:t>
+        <w:t>同儕拿反方原文檢查，不憑印象宣布對錯。這是 0 分練習，留下 Gate 3 歷程。</w:t>
       </w:r>
     </w:p>
     <w:p>
@@ -951,7 +945,7 @@
           <w:color w:val="1A2340"/>
           <w:sz w:val="30"/>
         </w:rPr>
-        <w:t>原文核對｜計分</w:t>
+        <w:t>原文核對｜形成性證據</w:t>
       </w:r>
     </w:p>
     <w:p>
@@ -1599,44 +1593,7 @@
       <w:pPr>
         <w:keepNext/>
         <w:keepLines w:val="0"/>
-        <w:spacing w:before="100" w:after="40" w:line="293" w:lineRule="auto"/>
-      </w:pPr>
-      <w:r>
-        <w:rPr>
-          <w:rFonts w:ascii="JetBrains Mono" w:hAnsi="JetBrains Mono" w:eastAsia="Arial Unicode MS"/>
-          <w:b/>
-          <w:i w:val="0"/>
-          <w:color w:val="1D4ED8"/>
-          <w:sz w:val="30"/>
-        </w:rPr>
-        <w:t>04</w:t>
-      </w:r>
-      <w:r>
-        <w:rPr>
-          <w:rFonts w:ascii="Arial Unicode MS" w:hAnsi="Arial Unicode MS" w:eastAsia="Arial Unicode MS"/>
-          <w:b w:val="0"/>
-          <w:i w:val="0"/>
-          <w:color w:val="1D4ED8"/>
-          <w:sz w:val="30"/>
-        </w:rPr>
-        <w:t xml:space="preserve">  </w:t>
-      </w:r>
-      <w:r>
-        <w:rPr>
-          <w:rFonts w:ascii="Arial Unicode MS" w:hAnsi="Arial Unicode MS" w:eastAsia="Arial Unicode MS"/>
-          <w:b/>
-          <w:i w:val="0"/>
-          <w:color w:val="1A2340"/>
-          <w:sz w:val="30"/>
-        </w:rPr>
-        <w:t>完成確認</w:t>
-      </w:r>
-    </w:p>
-    <w:p>
-      <w:pPr>
-        <w:keepNext/>
-        <w:keepLines w:val="0"/>
-        <w:spacing w:before="0" w:after="20" w:line="293" w:lineRule="auto"/>
+        <w:spacing w:before="60" w:after="20" w:line="293" w:lineRule="auto"/>
       </w:pPr>
       <w:r>
         <w:rPr>
@@ -1666,7 +1623,7 @@
           <w:color w:val="1A2340"/>
           <w:sz w:val="22"/>
         </w:rPr>
-        <w:t>□ 3 個理由已核對　□ 至少 2 個理由各連到一條原文</w:t>
+        <w:t>完成確認｜□ 3 個理由已核對　□ 至少 2 個理由各連到一條原文</w:t>
       </w:r>
     </w:p>
     <w:tbl>
@@ -1713,16 +1670,9 @@
     </w:tbl>
     <w:p>
       <w:pPr>
-        <w:spacing w:after="0"/>
-      </w:pPr>
-      <w:r>
-        <w:br w:type="page"/>
-      </w:r>
-    </w:p>
-    <w:p>
-      <w:pPr>
         <w:keepNext/>
         <w:keepLines w:val="0"/>
+        <w:pageBreakBefore/>
         <w:spacing w:before="0" w:after="60" w:line="293" w:lineRule="auto"/>
       </w:pPr>
       <w:r>
@@ -2121,36 +2071,6 @@
           </w:p>
         </w:tc>
       </w:tr>
-      <w:tr>
-        <w:trPr>
-          <w:trHeight w:val="437" w:hRule="atLeast"/>
-        </w:trPr>
-        <w:tc>
-          <w:tcPr>
-            <w:tcW w:type="dxa" w:w="9865"/>
-            <w:tcMar>
-              <w:top w:w="0" w:type="dxa"/>
-              <w:start w:w="0" w:type="dxa"/>
-              <w:bottom w:w="0" w:type="dxa"/>
-              <w:end w:w="0" w:type="dxa"/>
-            </w:tcMar>
-            <w:tcBorders>
-              <w:top w:val="nil"/>
-              <w:bottom w:val="single" w:sz="5" w:space="0" w:color="CBD5E1"/>
-              <w:start w:val="nil"/>
-              <w:end w:val="nil"/>
-            </w:tcBorders>
-          </w:tcPr>
-          <w:p>
-            <w:pPr>
-              <w:spacing w:before="0" w:after="0" w:line="240" w:lineRule="auto"/>
-            </w:pPr>
-            <w:r>
-              <w:t xml:space="preserve"> </w:t>
-            </w:r>
-          </w:p>
-        </w:tc>
-      </w:tr>
     </w:tbl>
     <w:p>
       <w:pPr>
@@ -2297,36 +2217,6 @@
           </w:p>
         </w:tc>
       </w:tr>
-      <w:tr>
-        <w:trPr>
-          <w:trHeight w:val="437" w:hRule="atLeast"/>
-        </w:trPr>
-        <w:tc>
-          <w:tcPr>
-            <w:tcW w:type="dxa" w:w="9865"/>
-            <w:tcMar>
-              <w:top w:w="0" w:type="dxa"/>
-              <w:start w:w="0" w:type="dxa"/>
-              <w:bottom w:w="0" w:type="dxa"/>
-              <w:end w:w="0" w:type="dxa"/>
-            </w:tcMar>
-            <w:tcBorders>
-              <w:top w:val="nil"/>
-              <w:bottom w:val="single" w:sz="5" w:space="0" w:color="CBD5E1"/>
-              <w:start w:val="nil"/>
-              <w:end w:val="nil"/>
-            </w:tcBorders>
-          </w:tcPr>
-          <w:p>
-            <w:pPr>
-              <w:spacing w:before="0" w:after="0" w:line="240" w:lineRule="auto"/>
-            </w:pPr>
-            <w:r>
-              <w:t xml:space="preserve"> </w:t>
-            </w:r>
-          </w:p>
-        </w:tc>
-      </w:tr>
     </w:tbl>
     <w:p>
       <w:pPr>
@@ -2362,7 +2252,7 @@
           <w:color w:val="1A2340"/>
           <w:sz w:val="30"/>
         </w:rPr>
-        <w:t>具體最後決定｜計分</w:t>
+        <w:t>具體最後決定｜形成性證據</w:t>
       </w:r>
     </w:p>
     <w:p>
@@ -2533,37 +2423,59 @@
           </w:p>
         </w:tc>
       </w:tr>
-      <w:tr>
-        <w:trPr>
-          <w:trHeight w:val="437" w:hRule="atLeast"/>
-        </w:trPr>
-        <w:tc>
-          <w:tcPr>
-            <w:tcW w:type="dxa" w:w="9865"/>
-            <w:tcMar>
-              <w:top w:w="0" w:type="dxa"/>
-              <w:start w:w="0" w:type="dxa"/>
-              <w:bottom w:w="0" w:type="dxa"/>
-              <w:end w:w="0" w:type="dxa"/>
-            </w:tcMar>
-            <w:tcBorders>
-              <w:top w:val="nil"/>
-              <w:bottom w:val="single" w:sz="5" w:space="0" w:color="CBD5E1"/>
-              <w:start w:val="nil"/>
-              <w:end w:val="nil"/>
-            </w:tcBorders>
-          </w:tcPr>
-          <w:p>
-            <w:pPr>
-              <w:spacing w:before="0" w:after="0" w:line="240" w:lineRule="auto"/>
-            </w:pPr>
-            <w:r>
-              <w:t xml:space="preserve"> </w:t>
-            </w:r>
-          </w:p>
-        </w:tc>
-      </w:tr>
     </w:tbl>
+    <w:p>
+      <w:pPr>
+        <w:keepNext/>
+        <w:keepLines w:val="0"/>
+        <w:pageBreakBefore/>
+        <w:spacing w:before="0" w:after="60" w:line="293" w:lineRule="auto"/>
+      </w:pPr>
+      <w:r>
+        <w:rPr>
+          <w:rFonts w:ascii="JetBrains Mono" w:hAnsi="JetBrains Mono" w:eastAsia="Arial Unicode MS"/>
+          <w:b/>
+          <w:i w:val="0"/>
+          <w:color w:val="1D4ED8"/>
+          <w:sz w:val="22"/>
+        </w:rPr>
+        <w:t>W11 / 04</w:t>
+      </w:r>
+    </w:p>
+    <w:p>
+      <w:pPr>
+        <w:keepNext/>
+        <w:keepLines w:val="0"/>
+        <w:spacing w:before="0" w:after="80" w:line="252" w:lineRule="auto"/>
+      </w:pPr>
+      <w:r>
+        <w:rPr>
+          <w:rFonts w:ascii="Arial Unicode MS" w:hAnsi="Arial Unicode MS" w:eastAsia="Arial Unicode MS"/>
+          <w:b/>
+          <w:i w:val="0"/>
+          <w:color w:val="1A2340"/>
+          <w:sz w:val="44"/>
+        </w:rPr>
+        <w:t>自留札記｜這一頁不交</w:t>
+      </w:r>
+    </w:p>
+    <w:p>
+      <w:pPr>
+        <w:keepNext w:val="0"/>
+        <w:keepLines w:val="0"/>
+        <w:spacing w:before="0" w:after="140" w:line="293" w:lineRule="auto"/>
+      </w:pPr>
+      <w:r>
+        <w:rPr>
+          <w:rFonts w:ascii="Arial Unicode MS" w:hAnsi="Arial Unicode MS" w:eastAsia="Arial Unicode MS"/>
+          <w:b w:val="0"/>
+          <w:i w:val="0"/>
+          <w:color w:val="5B6573"/>
+          <w:sz w:val="22"/>
+        </w:rPr>
+        <w:t>老師不讀、不計分；可不寫、遮住或撕下。W11 核心頁保留到 W13 關閉 Gate 3。</w:t>
+      </w:r>
+    </w:p>
     <w:p>
       <w:pPr>
         <w:keepNext/>
@@ -2578,7 +2490,7 @@
           <w:color w:val="1D4ED8"/>
           <w:sz w:val="30"/>
         </w:rPr>
-        <w:t>05</w:t>
+        <w:t>01</w:t>
       </w:r>
       <w:r>
         <w:rPr>
@@ -2712,65 +2624,6 @@
     </w:tbl>
     <w:p>
       <w:pPr>
-        <w:spacing w:after="0"/>
-      </w:pPr>
-      <w:r>
-        <w:br w:type="page"/>
-      </w:r>
-    </w:p>
-    <w:p>
-      <w:pPr>
-        <w:keepNext/>
-        <w:keepLines w:val="0"/>
-        <w:spacing w:before="0" w:after="60" w:line="293" w:lineRule="auto"/>
-      </w:pPr>
-      <w:r>
-        <w:rPr>
-          <w:rFonts w:ascii="JetBrains Mono" w:hAnsi="JetBrains Mono" w:eastAsia="Arial Unicode MS"/>
-          <w:b/>
-          <w:i w:val="0"/>
-          <w:color w:val="1D4ED8"/>
-          <w:sz w:val="22"/>
-        </w:rPr>
-        <w:t>W11 / 04</w:t>
-      </w:r>
-    </w:p>
-    <w:p>
-      <w:pPr>
-        <w:keepNext/>
-        <w:keepLines w:val="0"/>
-        <w:spacing w:before="0" w:after="80" w:line="252" w:lineRule="auto"/>
-      </w:pPr>
-      <w:r>
-        <w:rPr>
-          <w:rFonts w:ascii="Arial Unicode MS" w:hAnsi="Arial Unicode MS" w:eastAsia="Arial Unicode MS"/>
-          <w:b/>
-          <w:i w:val="0"/>
-          <w:color w:val="1A2340"/>
-          <w:sz w:val="44"/>
-        </w:rPr>
-        <w:t>自留札記｜這一頁不交</w:t>
-      </w:r>
-    </w:p>
-    <w:p>
-      <w:pPr>
-        <w:keepNext w:val="0"/>
-        <w:keepLines w:val="0"/>
-        <w:spacing w:before="0" w:after="140" w:line="293" w:lineRule="auto"/>
-      </w:pPr>
-      <w:r>
-        <w:rPr>
-          <w:rFonts w:ascii="Arial Unicode MS" w:hAnsi="Arial Unicode MS" w:eastAsia="Arial Unicode MS"/>
-          <w:b w:val="0"/>
-          <w:i w:val="0"/>
-          <w:color w:val="5B6573"/>
-          <w:sz w:val="22"/>
-        </w:rPr>
-        <w:t>老師不讀、不計分；可不寫、遮住，或在 W12 收件前撕下。</w:t>
-      </w:r>
-    </w:p>
-    <w:p>
-      <w:pPr>
         <w:keepNext/>
         <w:keepLines w:val="0"/>
         <w:spacing w:before="100" w:after="40" w:line="293" w:lineRule="auto"/>
@@ -2783,7 +2636,7 @@
           <w:color w:val="1D4ED8"/>
           <w:sz w:val="30"/>
         </w:rPr>
-        <w:t>01</w:t>
+        <w:t>02</w:t>
       </w:r>
       <w:r>
         <w:rPr>

--- a/worksheets/W11.docx
+++ b/worksheets/W11.docx
@@ -51,7 +51,7 @@
           <w:color w:val="5B6573"/>
           <w:sz w:val="22"/>
         </w:rPr>
-        <w:t>主張甲者讀乙，主張乙者讀甲；未定者任選一篇。公平重建不等於同意。</w:t>
+        <w:t>主張甲者讀乙，主張乙者讀甲；未定者任選一篇。先完成本人 V1；AI 只能在 V1 後依公告條件使用。</w:t>
       </w:r>
     </w:p>
     <w:p>
@@ -908,7 +908,7 @@
           <w:color w:val="5B6573"/>
           <w:sz w:val="22"/>
         </w:rPr>
-        <w:t>同儕拿反方原文檢查，不憑印象宣布對錯。這是 0 分練習，留下 Gate 3 歷程。</w:t>
+        <w:t>同儕拿反方原文檢查，不憑印象宣布對錯。這是 W11–W12 正式 10 分證據，也是 Gate 3 的 0 分歷程。</w:t>
       </w:r>
     </w:p>
     <w:p>
@@ -945,7 +945,7 @@
           <w:color w:val="1A2340"/>
           <w:sz w:val="30"/>
         </w:rPr>
-        <w:t>原文核對｜形成性證據</w:t>
+        <w:t>原文核對｜正式任務證據</w:t>
       </w:r>
     </w:p>
     <w:p>
@@ -1717,7 +1717,7 @@
           <w:color w:val="5B6573"/>
           <w:sz w:val="22"/>
         </w:rPr>
-        <w:t>第一次檢查我代表反方；這一次檢查同學代表我，方向不同。</w:t>
+        <w:t>第一次檢查我代表反方；第二次檢查同學代表我。缺席／核准替代使用同一組原文、同一工具時序與等值教師回饋。</w:t>
       </w:r>
     </w:p>
     <w:p>
@@ -2252,7 +2252,7 @@
           <w:color w:val="1A2340"/>
           <w:sz w:val="30"/>
         </w:rPr>
-        <w:t>具體最後決定｜形成性證據</w:t>
+        <w:t>具體最後決定｜正式任務證據</w:t>
       </w:r>
     </w:p>
     <w:p>

--- a/worksheets/W11.docx
+++ b/worksheets/W11.docx
@@ -34,7 +34,7 @@
           <w:color w:val="1A2340"/>
           <w:sz w:val="44"/>
         </w:rPr>
-        <w:t>先寫反方強版｜每一點都要有原文</w:t>
+        <w:t>第一階段｜🔒 不使用 AI｜本人反方強版 V1</w:t>
       </w:r>
     </w:p>
     <w:p>
@@ -51,7 +51,7 @@
           <w:color w:val="5B6573"/>
           <w:sz w:val="22"/>
         </w:rPr>
-        <w:t>主張甲者讀乙，主張乙者讀甲；未定者任選一篇。先完成本人 V1；AI 只能在 V1 後依公告條件使用。</w:t>
+        <w:t>主張甲者讀乙，主張乙者讀甲；未定者任選一篇。20–38 分先用自己的話完成 V1，不問 AI、不抄同學。</w:t>
       </w:r>
     </w:p>
     <w:p>
@@ -891,7 +891,7 @@
           <w:color w:val="1A2340"/>
           <w:sz w:val="44"/>
         </w:rPr>
-        <w:t>先核對我有沒有把反方說準</w:t>
+        <w:t>第二階段｜🧭 可選用 AI｜先查漏，再由同儕核對</w:t>
       </w:r>
     </w:p>
     <w:p>
@@ -908,7 +908,7 @@
           <w:color w:val="5B6573"/>
           <w:sz w:val="22"/>
         </w:rPr>
-        <w:t>同儕拿反方原文檢查，不憑印象宣布對錯。這是 W11–W12 正式 10 分證據，也是 Gate 3 的 0 分歷程。</w:t>
+        <w:t>AI 或紙本清單只能提出『漏掉／講過頭』候選；AI 不是來源。本人須回甲乙原文核對、選擇並負責。</w:t>
       </w:r>
     </w:p>
     <w:p>
@@ -926,6 +926,152 @@
           <w:sz w:val="30"/>
         </w:rPr>
         <w:t>01</w:t>
+      </w:r>
+      <w:r>
+        <w:rPr>
+          <w:rFonts w:ascii="Arial Unicode MS" w:hAnsi="Arial Unicode MS" w:eastAsia="Arial Unicode MS"/>
+          <w:b w:val="0"/>
+          <w:i w:val="0"/>
+          <w:color w:val="1D4ED8"/>
+          <w:sz w:val="30"/>
+        </w:rPr>
+        <w:t xml:space="preserve">  </w:t>
+      </w:r>
+      <w:r>
+        <w:rPr>
+          <w:rFonts w:ascii="Arial Unicode MS" w:hAnsi="Arial Unicode MS" w:eastAsia="Arial Unicode MS"/>
+          <w:b/>
+          <w:i w:val="0"/>
+          <w:color w:val="1A2340"/>
+          <w:sz w:val="30"/>
+        </w:rPr>
+        <w:t>工具介入註記｜不計分</w:t>
+      </w:r>
+    </w:p>
+    <w:p>
+      <w:pPr>
+        <w:keepNext/>
+        <w:keepLines w:val="0"/>
+        <w:spacing w:before="0" w:after="20" w:line="293" w:lineRule="auto"/>
+      </w:pPr>
+      <w:r>
+        <w:rPr>
+          <w:rFonts w:ascii="Arial Unicode MS" w:hAnsi="Arial Unicode MS" w:eastAsia="Arial Unicode MS"/>
+          <w:b/>
+          <w:i w:val="0"/>
+          <w:color w:val="1D4ED8"/>
+          <w:sz w:val="22"/>
+        </w:rPr>
+        <w:t>課堂必寫</w:t>
+      </w:r>
+      <w:r>
+        <w:rPr>
+          <w:rFonts w:ascii="Arial Unicode MS" w:hAnsi="Arial Unicode MS" w:eastAsia="Arial Unicode MS"/>
+          <w:b w:val="0"/>
+          <w:i w:val="0"/>
+          <w:color w:val="7B8491"/>
+          <w:sz w:val="22"/>
+        </w:rPr>
+        <w:t xml:space="preserve">  ｜  </w:t>
+      </w:r>
+      <w:r>
+        <w:rPr>
+          <w:rFonts w:ascii="Arial Unicode MS" w:hAnsi="Arial Unicode MS" w:eastAsia="Arial Unicode MS"/>
+          <w:b w:val="0"/>
+          <w:i w:val="0"/>
+          <w:color w:val="1A2340"/>
+          <w:sz w:val="22"/>
+        </w:rPr>
+        <w:t>□未使用 AI，改用紙本清單　□使用 AI 只提候選；候選＿＿。回原文後我 □採用 □拒絕，因為＿＿。</w:t>
+      </w:r>
+    </w:p>
+    <w:tbl>
+      <w:tblPr>
+        <w:tblW w:type="dxa" w:w="9865"/>
+        <w:jc w:val="left"/>
+        <w:tblLayout w:type="fixed"/>
+        <w:tblLook w:firstColumn="1" w:firstRow="1" w:lastColumn="0" w:lastRow="0" w:noHBand="0" w:noVBand="1" w:val="04A0"/>
+        <w:tblInd w:type="dxa" w:w="0"/>
+      </w:tblPr>
+      <w:tblGrid>
+        <w:gridCol w:w="9865"/>
+      </w:tblGrid>
+      <w:tr>
+        <w:trPr>
+          <w:trHeight w:val="437" w:hRule="atLeast"/>
+        </w:trPr>
+        <w:tc>
+          <w:tcPr>
+            <w:tcW w:type="dxa" w:w="9865"/>
+            <w:tcMar>
+              <w:top w:w="0" w:type="dxa"/>
+              <w:start w:w="0" w:type="dxa"/>
+              <w:bottom w:w="0" w:type="dxa"/>
+              <w:end w:w="0" w:type="dxa"/>
+            </w:tcMar>
+            <w:tcBorders>
+              <w:top w:val="nil"/>
+              <w:bottom w:val="single" w:sz="5" w:space="0" w:color="CBD5E1"/>
+              <w:start w:val="nil"/>
+              <w:end w:val="nil"/>
+            </w:tcBorders>
+          </w:tcPr>
+          <w:p>
+            <w:pPr>
+              <w:spacing w:before="0" w:after="0" w:line="240" w:lineRule="auto"/>
+            </w:pPr>
+            <w:r>
+              <w:t xml:space="preserve"> </w:t>
+            </w:r>
+          </w:p>
+        </w:tc>
+      </w:tr>
+      <w:tr>
+        <w:trPr>
+          <w:trHeight w:val="437" w:hRule="atLeast"/>
+        </w:trPr>
+        <w:tc>
+          <w:tcPr>
+            <w:tcW w:type="dxa" w:w="9865"/>
+            <w:tcMar>
+              <w:top w:w="0" w:type="dxa"/>
+              <w:start w:w="0" w:type="dxa"/>
+              <w:bottom w:w="0" w:type="dxa"/>
+              <w:end w:w="0" w:type="dxa"/>
+            </w:tcMar>
+            <w:tcBorders>
+              <w:top w:val="nil"/>
+              <w:bottom w:val="single" w:sz="5" w:space="0" w:color="CBD5E1"/>
+              <w:start w:val="nil"/>
+              <w:end w:val="nil"/>
+            </w:tcBorders>
+          </w:tcPr>
+          <w:p>
+            <w:pPr>
+              <w:spacing w:before="0" w:after="0" w:line="240" w:lineRule="auto"/>
+            </w:pPr>
+            <w:r>
+              <w:t xml:space="preserve"> </w:t>
+            </w:r>
+          </w:p>
+        </w:tc>
+      </w:tr>
+    </w:tbl>
+    <w:p>
+      <w:pPr>
+        <w:keepNext/>
+        <w:keepLines w:val="0"/>
+        <w:spacing w:before="100" w:after="40" w:line="293" w:lineRule="auto"/>
+      </w:pPr>
+      <w:r>
+        <w:rPr>
+          <w:rFonts w:ascii="JetBrains Mono" w:hAnsi="JetBrains Mono" w:eastAsia="Arial Unicode MS"/>
+          <w:b/>
+          <w:i w:val="0"/>
+          <w:color w:val="1D4ED8"/>
+          <w:sz w:val="30"/>
+        </w:rPr>
+        <w:t>02</w:t>
       </w:r>
       <w:r>
         <w:rPr>
@@ -1146,36 +1292,6 @@
           </w:p>
         </w:tc>
       </w:tr>
-      <w:tr>
-        <w:trPr>
-          <w:trHeight w:val="437" w:hRule="atLeast"/>
-        </w:trPr>
-        <w:tc>
-          <w:tcPr>
-            <w:tcW w:type="dxa" w:w="9865"/>
-            <w:tcMar>
-              <w:top w:w="0" w:type="dxa"/>
-              <w:start w:w="0" w:type="dxa"/>
-              <w:bottom w:w="0" w:type="dxa"/>
-              <w:end w:w="0" w:type="dxa"/>
-            </w:tcMar>
-            <w:tcBorders>
-              <w:top w:val="nil"/>
-              <w:bottom w:val="single" w:sz="5" w:space="0" w:color="CBD5E1"/>
-              <w:start w:val="nil"/>
-              <w:end w:val="nil"/>
-            </w:tcBorders>
-          </w:tcPr>
-          <w:p>
-            <w:pPr>
-              <w:spacing w:before="0" w:after="0" w:line="240" w:lineRule="auto"/>
-            </w:pPr>
-            <w:r>
-              <w:t xml:space="preserve"> </w:t>
-            </w:r>
-          </w:p>
-        </w:tc>
-      </w:tr>
     </w:tbl>
     <w:p>
       <w:pPr>
@@ -1191,7 +1307,7 @@
           <w:color w:val="1D4ED8"/>
           <w:sz w:val="30"/>
         </w:rPr>
-        <w:t>02</w:t>
+        <w:t>03</w:t>
       </w:r>
       <w:r>
         <w:rPr>
@@ -1352,36 +1468,6 @@
           </w:p>
         </w:tc>
       </w:tr>
-      <w:tr>
-        <w:trPr>
-          <w:trHeight w:val="437" w:hRule="atLeast"/>
-        </w:trPr>
-        <w:tc>
-          <w:tcPr>
-            <w:tcW w:type="dxa" w:w="9865"/>
-            <w:tcMar>
-              <w:top w:w="0" w:type="dxa"/>
-              <w:start w:w="0" w:type="dxa"/>
-              <w:bottom w:w="0" w:type="dxa"/>
-              <w:end w:w="0" w:type="dxa"/>
-            </w:tcMar>
-            <w:tcBorders>
-              <w:top w:val="nil"/>
-              <w:bottom w:val="single" w:sz="5" w:space="0" w:color="CBD5E1"/>
-              <w:start w:val="nil"/>
-              <w:end w:val="nil"/>
-            </w:tcBorders>
-          </w:tcPr>
-          <w:p>
-            <w:pPr>
-              <w:spacing w:before="0" w:after="0" w:line="240" w:lineRule="auto"/>
-            </w:pPr>
-            <w:r>
-              <w:t xml:space="preserve"> </w:t>
-            </w:r>
-          </w:p>
-        </w:tc>
-      </w:tr>
     </w:tbl>
     <w:p>
       <w:pPr>
@@ -1397,7 +1483,7 @@
           <w:color w:val="1D4ED8"/>
           <w:sz w:val="30"/>
         </w:rPr>
-        <w:t>03</w:t>
+        <w:t>04</w:t>
       </w:r>
       <w:r>
         <w:rPr>
@@ -1558,36 +1644,6 @@
           </w:p>
         </w:tc>
       </w:tr>
-      <w:tr>
-        <w:trPr>
-          <w:trHeight w:val="437" w:hRule="atLeast"/>
-        </w:trPr>
-        <w:tc>
-          <w:tcPr>
-            <w:tcW w:type="dxa" w:w="9865"/>
-            <w:tcMar>
-              <w:top w:w="0" w:type="dxa"/>
-              <w:start w:w="0" w:type="dxa"/>
-              <w:bottom w:w="0" w:type="dxa"/>
-              <w:end w:w="0" w:type="dxa"/>
-            </w:tcMar>
-            <w:tcBorders>
-              <w:top w:val="nil"/>
-              <w:bottom w:val="single" w:sz="5" w:space="0" w:color="CBD5E1"/>
-              <w:start w:val="nil"/>
-              <w:end w:val="nil"/>
-            </w:tcBorders>
-          </w:tcPr>
-          <w:p>
-            <w:pPr>
-              <w:spacing w:before="0" w:after="0" w:line="240" w:lineRule="auto"/>
-            </w:pPr>
-            <w:r>
-              <w:t xml:space="preserve"> </w:t>
-            </w:r>
-          </w:p>
-        </w:tc>
-      </w:tr>
     </w:tbl>
     <w:p>
       <w:pPr>
@@ -1626,48 +1682,6 @@
         <w:t>完成確認｜□ 3 個理由已核對　□ 至少 2 個理由各連到一條原文</w:t>
       </w:r>
     </w:p>
-    <w:tbl>
-      <w:tblPr>
-        <w:tblW w:type="dxa" w:w="9865"/>
-        <w:jc w:val="left"/>
-        <w:tblLayout w:type="fixed"/>
-        <w:tblLook w:firstColumn="1" w:firstRow="1" w:lastColumn="0" w:lastRow="0" w:noHBand="0" w:noVBand="1" w:val="04A0"/>
-        <w:tblInd w:type="dxa" w:w="0"/>
-      </w:tblPr>
-      <w:tblGrid>
-        <w:gridCol w:w="9865"/>
-      </w:tblGrid>
-      <w:tr>
-        <w:trPr>
-          <w:trHeight w:val="437" w:hRule="atLeast"/>
-        </w:trPr>
-        <w:tc>
-          <w:tcPr>
-            <w:tcW w:type="dxa" w:w="9865"/>
-            <w:tcMar>
-              <w:top w:w="0" w:type="dxa"/>
-              <w:start w:w="0" w:type="dxa"/>
-              <w:bottom w:w="0" w:type="dxa"/>
-              <w:end w:w="0" w:type="dxa"/>
-            </w:tcMar>
-            <w:tcBorders>
-              <w:top w:val="nil"/>
-              <w:bottom w:val="single" w:sz="5" w:space="0" w:color="CBD5E1"/>
-              <w:start w:val="nil"/>
-              <w:end w:val="nil"/>
-            </w:tcBorders>
-          </w:tcPr>
-          <w:p>
-            <w:pPr>
-              <w:spacing w:before="0" w:after="0" w:line="240" w:lineRule="auto"/>
-            </w:pPr>
-            <w:r>
-              <w:t xml:space="preserve"> </w:t>
-            </w:r>
-          </w:p>
-        </w:tc>
-      </w:tr>
-    </w:tbl>
     <w:p>
       <w:pPr>
         <w:keepNext/>
@@ -2456,7 +2470,7 @@
           <w:color w:val="1A2340"/>
           <w:sz w:val="44"/>
         </w:rPr>
-        <w:t>自留札記｜這一頁不交</w:t>
+        <w:t>個人反思｜可留白・不計分</w:t>
       </w:r>
     </w:p>
     <w:p>
@@ -2473,7 +2487,44 @@
           <w:color w:val="5B6573"/>
           <w:sz w:val="22"/>
         </w:rPr>
-        <w:t>老師不讀、不計分；可不寫、遮住或撕下。W11 核心頁保留到 W13 關閉 Gate 3。</w:t>
+        <w:t>這頁隨整本收回保管，但不作 W11–W12 的 10 分或學習關卡 3 證據。可改寫或用代稱；不能交出的隱私不要寫。</w:t>
+      </w:r>
+    </w:p>
+    <w:p>
+      <w:pPr>
+        <w:keepNext/>
+        <w:keepLines w:val="0"/>
+        <w:spacing w:before="60" w:after="20" w:line="293" w:lineRule="auto"/>
+      </w:pPr>
+      <w:r>
+        <w:rPr>
+          <w:rFonts w:ascii="Arial Unicode MS" w:hAnsi="Arial Unicode MS" w:eastAsia="Arial Unicode MS"/>
+          <w:b/>
+          <w:i w:val="0"/>
+          <w:color w:val="1D4ED8"/>
+          <w:sz w:val="22"/>
+        </w:rPr>
+        <w:t>課堂必寫</w:t>
+      </w:r>
+      <w:r>
+        <w:rPr>
+          <w:rFonts w:ascii="Arial Unicode MS" w:hAnsi="Arial Unicode MS" w:eastAsia="Arial Unicode MS"/>
+          <w:b w:val="0"/>
+          <w:i w:val="0"/>
+          <w:color w:val="7B8491"/>
+          <w:sz w:val="22"/>
+        </w:rPr>
+        <w:t xml:space="preserve">  ｜  </w:t>
+      </w:r>
+      <w:r>
+        <w:rPr>
+          <w:rFonts w:ascii="Arial Unicode MS" w:hAnsi="Arial Unicode MS" w:eastAsia="Arial Unicode MS"/>
+          <w:b w:val="0"/>
+          <w:i w:val="0"/>
+          <w:color w:val="1A2340"/>
+          <w:sz w:val="22"/>
+        </w:rPr>
+        <w:t>完成確認｜下課前｜□ 只拍自己的第 1–4 頁，上傳原有 Classroom 作業　□ 紙本全本交回教師保管　□ 不拍同學</w:t>
       </w:r>
     </w:p>
     <w:p>
@@ -2490,7 +2541,7 @@
           <w:color w:val="1D4ED8"/>
           <w:sz w:val="30"/>
         </w:rPr>
-        <w:t>01</w:t>
+        <w:t>02</w:t>
       </w:r>
       <w:r>
         <w:rPr>
@@ -2510,7 +2561,7 @@
           <w:color w:val="1A2340"/>
           <w:sz w:val="30"/>
         </w:rPr>
-        <w:t>橋接欄｜收尾 30 秒，不評分</w:t>
+        <w:t>交棒欄｜收尾 30 秒，不評分</w:t>
       </w:r>
     </w:p>
     <w:p>
@@ -2547,7 +2598,7 @@
           <w:color w:val="1A2340"/>
           <w:sz w:val="22"/>
         </w:rPr>
-        <w:t>這週的招，我在＿＿科的＿＿（單元／題型）用得上，因為＿＿。寫到具體單元／題型才算；想不到就寫「這週的招是＿＿」。</w:t>
+        <w:t>帶到 W12：反方真正重視的價值是＿＿；若要看見它，可以觀察＿＿。</w:t>
       </w:r>
     </w:p>
     <w:tbl>
@@ -2636,7 +2687,7 @@
           <w:color w:val="1D4ED8"/>
           <w:sz w:val="30"/>
         </w:rPr>
-        <w:t>02</w:t>
+        <w:t>03</w:t>
       </w:r>
       <w:r>
         <w:rPr>
@@ -2656,7 +2707,7 @@
           <w:color w:val="1A2340"/>
           <w:sz w:val="30"/>
         </w:rPr>
-        <w:t>只給自己｜接回 W1 Q3</w:t>
+        <w:t>個人反思｜可留白</w:t>
       </w:r>
     </w:p>
     <w:p>
@@ -2673,7 +2724,7 @@
           <w:color w:val="5B6573"/>
           <w:sz w:val="22"/>
         </w:rPr>
-        <w:t>自留札記</w:t>
+        <w:t>不評分</w:t>
       </w:r>
       <w:r>
         <w:rPr>
@@ -2693,7 +2744,7 @@
           <w:color w:val="1A2340"/>
           <w:sz w:val="22"/>
         </w:rPr>
-        <w:t>哪一個反方理由是我以前沒有認真看過的？AI 可以列理由，但哪一個承認或決定，我仍想自己負責？</w:t>
+        <w:t>哪一個反方理由是我以前沒有認真看過的？哪一個承認或決定，我仍想自己負責？</w:t>
       </w:r>
     </w:p>
     <w:tbl>
@@ -2707,126 +2758,6 @@
       <w:tblGrid>
         <w:gridCol w:w="9865"/>
       </w:tblGrid>
-      <w:tr>
-        <w:trPr>
-          <w:trHeight w:val="437" w:hRule="atLeast"/>
-        </w:trPr>
-        <w:tc>
-          <w:tcPr>
-            <w:tcW w:type="dxa" w:w="9865"/>
-            <w:tcMar>
-              <w:top w:w="0" w:type="dxa"/>
-              <w:start w:w="0" w:type="dxa"/>
-              <w:bottom w:w="0" w:type="dxa"/>
-              <w:end w:w="0" w:type="dxa"/>
-            </w:tcMar>
-            <w:tcBorders>
-              <w:top w:val="nil"/>
-              <w:bottom w:val="single" w:sz="5" w:space="0" w:color="CBD5E1"/>
-              <w:start w:val="nil"/>
-              <w:end w:val="nil"/>
-            </w:tcBorders>
-          </w:tcPr>
-          <w:p>
-            <w:pPr>
-              <w:spacing w:before="0" w:after="0" w:line="240" w:lineRule="auto"/>
-            </w:pPr>
-            <w:r>
-              <w:t xml:space="preserve"> </w:t>
-            </w:r>
-          </w:p>
-        </w:tc>
-      </w:tr>
-      <w:tr>
-        <w:trPr>
-          <w:trHeight w:val="437" w:hRule="atLeast"/>
-        </w:trPr>
-        <w:tc>
-          <w:tcPr>
-            <w:tcW w:type="dxa" w:w="9865"/>
-            <w:tcMar>
-              <w:top w:w="0" w:type="dxa"/>
-              <w:start w:w="0" w:type="dxa"/>
-              <w:bottom w:w="0" w:type="dxa"/>
-              <w:end w:w="0" w:type="dxa"/>
-            </w:tcMar>
-            <w:tcBorders>
-              <w:top w:val="nil"/>
-              <w:bottom w:val="single" w:sz="5" w:space="0" w:color="CBD5E1"/>
-              <w:start w:val="nil"/>
-              <w:end w:val="nil"/>
-            </w:tcBorders>
-          </w:tcPr>
-          <w:p>
-            <w:pPr>
-              <w:spacing w:before="0" w:after="0" w:line="240" w:lineRule="auto"/>
-            </w:pPr>
-            <w:r>
-              <w:t xml:space="preserve"> </w:t>
-            </w:r>
-          </w:p>
-        </w:tc>
-      </w:tr>
-      <w:tr>
-        <w:trPr>
-          <w:trHeight w:val="437" w:hRule="atLeast"/>
-        </w:trPr>
-        <w:tc>
-          <w:tcPr>
-            <w:tcW w:type="dxa" w:w="9865"/>
-            <w:tcMar>
-              <w:top w:w="0" w:type="dxa"/>
-              <w:start w:w="0" w:type="dxa"/>
-              <w:bottom w:w="0" w:type="dxa"/>
-              <w:end w:w="0" w:type="dxa"/>
-            </w:tcMar>
-            <w:tcBorders>
-              <w:top w:val="nil"/>
-              <w:bottom w:val="single" w:sz="5" w:space="0" w:color="CBD5E1"/>
-              <w:start w:val="nil"/>
-              <w:end w:val="nil"/>
-            </w:tcBorders>
-          </w:tcPr>
-          <w:p>
-            <w:pPr>
-              <w:spacing w:before="0" w:after="0" w:line="240" w:lineRule="auto"/>
-            </w:pPr>
-            <w:r>
-              <w:t xml:space="preserve"> </w:t>
-            </w:r>
-          </w:p>
-        </w:tc>
-      </w:tr>
-      <w:tr>
-        <w:trPr>
-          <w:trHeight w:val="437" w:hRule="atLeast"/>
-        </w:trPr>
-        <w:tc>
-          <w:tcPr>
-            <w:tcW w:type="dxa" w:w="9865"/>
-            <w:tcMar>
-              <w:top w:w="0" w:type="dxa"/>
-              <w:start w:w="0" w:type="dxa"/>
-              <w:bottom w:w="0" w:type="dxa"/>
-              <w:end w:w="0" w:type="dxa"/>
-            </w:tcMar>
-            <w:tcBorders>
-              <w:top w:val="nil"/>
-              <w:bottom w:val="single" w:sz="5" w:space="0" w:color="CBD5E1"/>
-              <w:start w:val="nil"/>
-              <w:end w:val="nil"/>
-            </w:tcBorders>
-          </w:tcPr>
-          <w:p>
-            <w:pPr>
-              <w:spacing w:before="0" w:after="0" w:line="240" w:lineRule="auto"/>
-            </w:pPr>
-            <w:r>
-              <w:t xml:space="preserve"> </w:t>
-            </w:r>
-          </w:p>
-        </w:tc>
-      </w:tr>
       <w:tr>
         <w:trPr>
           <w:trHeight w:val="437" w:hRule="atLeast"/>

--- a/worksheets/W11.docx
+++ b/worksheets/W11.docx
@@ -34,7 +34,7 @@
           <w:color w:val="1A2340"/>
           <w:sz w:val="44"/>
         </w:rPr>
-        <w:t>第一階段｜🔒 不使用 AI｜本人反方強版 V1</w:t>
+        <w:t>先把反方說準｜自己寫第一版</w:t>
       </w:r>
     </w:p>
     <w:p>
@@ -891,7 +891,7 @@
           <w:color w:val="1A2340"/>
           <w:sz w:val="44"/>
         </w:rPr>
-        <w:t>第二階段｜🧭 可選用 AI｜先查漏，再由同儕核對</w:t>
+        <w:t>先查漏，再請同學核對</w:t>
       </w:r>
     </w:p>
     <w:p>
@@ -2470,7 +2470,7 @@
           <w:color w:val="1A2340"/>
           <w:sz w:val="44"/>
         </w:rPr>
-        <w:t>個人反思｜可留白・不計分</w:t>
+        <w:t>換個情境，再試一次</w:t>
       </w:r>
     </w:p>
     <w:p>
@@ -2487,9 +2487,409 @@
           <w:color w:val="5B6573"/>
           <w:sz w:val="22"/>
         </w:rPr>
-        <w:t>這頁隨整本收回保管，但不作 W11–W12 的 10 分或學習關卡 3 證據。可改寫或用代稱；不能交出的隱私不要寫。</w:t>
+        <w:t>生活練習不計分、不列學習關卡；紙本照常收回，不必交出自己的私事。</w:t>
       </w:r>
     </w:p>
+    <w:p>
+      <w:pPr>
+        <w:keepNext/>
+        <w:keepLines w:val="0"/>
+        <w:spacing w:before="100" w:after="40" w:line="293" w:lineRule="auto"/>
+      </w:pPr>
+      <w:r>
+        <w:rPr>
+          <w:rFonts w:ascii="JetBrains Mono" w:hAnsi="JetBrains Mono" w:eastAsia="Arial Unicode MS"/>
+          <w:b/>
+          <w:i w:val="0"/>
+          <w:color w:val="1D4ED8"/>
+          <w:sz w:val="30"/>
+        </w:rPr>
+        <w:t>生活</w:t>
+      </w:r>
+      <w:r>
+        <w:rPr>
+          <w:rFonts w:ascii="Arial Unicode MS" w:hAnsi="Arial Unicode MS" w:eastAsia="Arial Unicode MS"/>
+          <w:b w:val="0"/>
+          <w:i w:val="0"/>
+          <w:color w:val="1D4ED8"/>
+          <w:sz w:val="30"/>
+        </w:rPr>
+        <w:t xml:space="preserve">  </w:t>
+      </w:r>
+      <w:r>
+        <w:rPr>
+          <w:rFonts w:ascii="Arial Unicode MS" w:hAnsi="Arial Unicode MS" w:eastAsia="Arial Unicode MS"/>
+          <w:b/>
+          <w:i w:val="0"/>
+          <w:color w:val="1A2340"/>
+          <w:sz w:val="30"/>
+        </w:rPr>
+        <w:t>不買班服，就是不合群？</w:t>
+      </w:r>
+    </w:p>
+    <w:p>
+      <w:pPr>
+        <w:keepNext w:val="0"/>
+        <w:keepLines w:val="0"/>
+        <w:spacing w:before="0" w:after="40" w:line="293" w:lineRule="auto"/>
+      </w:pPr>
+      <w:r>
+        <w:rPr>
+          <w:rFonts w:ascii="Arial Unicode MS" w:hAnsi="Arial Unicode MS" w:eastAsia="Arial Unicode MS"/>
+          <w:b w:val="0"/>
+          <w:i w:val="0"/>
+          <w:color w:val="5B6573"/>
+          <w:sz w:val="22"/>
+        </w:rPr>
+        <w:t>課堂練習｜不計分、不列學習關卡；整本照常收回。</w:t>
+      </w:r>
+    </w:p>
+    <w:p>
+      <w:pPr>
+        <w:keepNext w:val="0"/>
+        <w:keepLines w:val="0"/>
+        <w:spacing w:before="0" w:after="40" w:line="293" w:lineRule="auto"/>
+      </w:pPr>
+      <w:r>
+        <w:rPr>
+          <w:rFonts w:ascii="Arial Unicode MS" w:hAnsi="Arial Unicode MS" w:eastAsia="Arial Unicode MS"/>
+          <w:b w:val="0"/>
+          <w:i w:val="0"/>
+          <w:color w:val="1A2340"/>
+          <w:sz w:val="22"/>
+        </w:rPr>
+        <w:t>甲說：『一起穿班服，拍照比較有整班的感覺。』乙說：『我不想只穿一次就花這筆錢。』有人把乙說成『根本不在乎班上』。</w:t>
+      </w:r>
+    </w:p>
+    <w:p>
+      <w:pPr>
+        <w:keepNext w:val="0"/>
+        <w:keepLines w:val="0"/>
+        <w:spacing w:before="0" w:after="40" w:line="293" w:lineRule="auto"/>
+      </w:pPr>
+      <w:r>
+        <w:rPr>
+          <w:rFonts w:ascii="Arial Unicode MS" w:hAnsi="Arial Unicode MS" w:eastAsia="Arial Unicode MS"/>
+          <w:b w:val="0"/>
+          <w:i w:val="0"/>
+          <w:color w:val="1A2340"/>
+          <w:sz w:val="22"/>
+        </w:rPr>
+        <w:t>先用乙願意接受的話，說清楚他在意什麼；再寫出你自己的回應，不必同意他。</w:t>
+      </w:r>
+    </w:p>
+    <w:p>
+      <w:pPr>
+        <w:keepNext/>
+        <w:keepLines w:val="0"/>
+        <w:spacing w:before="20" w:after="20" w:line="293" w:lineRule="auto"/>
+      </w:pPr>
+      <w:r>
+        <w:rPr>
+          <w:rFonts w:ascii="Arial Unicode MS" w:hAnsi="Arial Unicode MS" w:eastAsia="Arial Unicode MS"/>
+          <w:b/>
+          <w:i w:val="0"/>
+          <w:color w:val="5B6573"/>
+          <w:sz w:val="22"/>
+        </w:rPr>
+        <w:t>先做一次</w:t>
+      </w:r>
+      <w:r>
+        <w:rPr>
+          <w:rFonts w:ascii="Arial Unicode MS" w:hAnsi="Arial Unicode MS" w:eastAsia="Arial Unicode MS"/>
+          <w:b w:val="0"/>
+          <w:i w:val="0"/>
+          <w:color w:val="7B8491"/>
+          <w:sz w:val="22"/>
+        </w:rPr>
+        <w:t xml:space="preserve">  ｜  </w:t>
+      </w:r>
+      <w:r>
+        <w:rPr>
+          <w:rFonts w:ascii="Arial Unicode MS" w:hAnsi="Arial Unicode MS" w:eastAsia="Arial Unicode MS"/>
+          <w:b w:val="0"/>
+          <w:i w:val="0"/>
+          <w:color w:val="1A2340"/>
+          <w:sz w:val="22"/>
+        </w:rPr>
+        <w:t>我替乙說／我自己的回應</w:t>
+      </w:r>
+    </w:p>
+    <w:tbl>
+      <w:tblPr>
+        <w:tblW w:type="dxa" w:w="9865"/>
+        <w:jc w:val="left"/>
+        <w:tblLayout w:type="fixed"/>
+        <w:tblLook w:firstColumn="1" w:firstRow="1" w:lastColumn="0" w:lastRow="0" w:noHBand="0" w:noVBand="1" w:val="04A0"/>
+        <w:tblInd w:type="dxa" w:w="0"/>
+      </w:tblPr>
+      <w:tblGrid>
+        <w:gridCol w:w="9865"/>
+      </w:tblGrid>
+      <w:tr>
+        <w:trPr>
+          <w:trHeight w:val="510" w:hRule="atLeast"/>
+        </w:trPr>
+        <w:tc>
+          <w:tcPr>
+            <w:tcW w:type="dxa" w:w="9865"/>
+            <w:tcMar>
+              <w:top w:w="0" w:type="dxa"/>
+              <w:start w:w="0" w:type="dxa"/>
+              <w:bottom w:w="0" w:type="dxa"/>
+              <w:end w:w="0" w:type="dxa"/>
+            </w:tcMar>
+            <w:tcBorders>
+              <w:top w:val="nil"/>
+              <w:bottom w:val="single" w:sz="5" w:space="0" w:color="CBD5E1"/>
+              <w:start w:val="nil"/>
+              <w:end w:val="nil"/>
+            </w:tcBorders>
+          </w:tcPr>
+          <w:p>
+            <w:pPr>
+              <w:spacing w:before="0" w:after="0" w:line="240" w:lineRule="auto"/>
+            </w:pPr>
+            <w:r>
+              <w:t xml:space="preserve"> </w:t>
+            </w:r>
+          </w:p>
+        </w:tc>
+      </w:tr>
+      <w:tr>
+        <w:trPr>
+          <w:trHeight w:val="510" w:hRule="atLeast"/>
+        </w:trPr>
+        <w:tc>
+          <w:tcPr>
+            <w:tcW w:type="dxa" w:w="9865"/>
+            <w:tcMar>
+              <w:top w:w="0" w:type="dxa"/>
+              <w:start w:w="0" w:type="dxa"/>
+              <w:bottom w:w="0" w:type="dxa"/>
+              <w:end w:w="0" w:type="dxa"/>
+            </w:tcMar>
+            <w:tcBorders>
+              <w:top w:val="nil"/>
+              <w:bottom w:val="single" w:sz="5" w:space="0" w:color="CBD5E1"/>
+              <w:start w:val="nil"/>
+              <w:end w:val="nil"/>
+            </w:tcBorders>
+          </w:tcPr>
+          <w:p>
+            <w:pPr>
+              <w:spacing w:before="0" w:after="0" w:line="240" w:lineRule="auto"/>
+            </w:pPr>
+            <w:r>
+              <w:t xml:space="preserve"> </w:t>
+            </w:r>
+          </w:p>
+        </w:tc>
+      </w:tr>
+      <w:tr>
+        <w:trPr>
+          <w:trHeight w:val="510" w:hRule="atLeast"/>
+        </w:trPr>
+        <w:tc>
+          <w:tcPr>
+            <w:tcW w:type="dxa" w:w="9865"/>
+            <w:tcMar>
+              <w:top w:w="0" w:type="dxa"/>
+              <w:start w:w="0" w:type="dxa"/>
+              <w:bottom w:w="0" w:type="dxa"/>
+              <w:end w:w="0" w:type="dxa"/>
+            </w:tcMar>
+            <w:tcBorders>
+              <w:top w:val="nil"/>
+              <w:bottom w:val="single" w:sz="5" w:space="0" w:color="CBD5E1"/>
+              <w:start w:val="nil"/>
+              <w:end w:val="nil"/>
+            </w:tcBorders>
+          </w:tcPr>
+          <w:p>
+            <w:pPr>
+              <w:spacing w:before="0" w:after="20" w:line="240" w:lineRule="auto"/>
+            </w:pPr>
+            <w:r>
+              <w:t xml:space="preserve"> </w:t>
+            </w:r>
+          </w:p>
+        </w:tc>
+      </w:tr>
+    </w:tbl>
+    <w:p>
+      <w:pPr>
+        <w:keepNext w:val="0"/>
+        <w:keepLines w:val="0"/>
+        <w:spacing w:before="60" w:after="40" w:line="293" w:lineRule="auto"/>
+      </w:pPr>
+      <w:r>
+        <w:rPr>
+          <w:rFonts w:ascii="Arial Unicode MS" w:hAnsi="Arial Unicode MS" w:eastAsia="Arial Unicode MS"/>
+          <w:b/>
+          <w:i w:val="0"/>
+          <w:color w:val="1A2340"/>
+          <w:sz w:val="22"/>
+        </w:rPr>
+        <w:t>先寫完，再看：請同學代乙讀你的話，只指出『我真的說過』或『你替我多加了』的地方。</w:t>
+      </w:r>
+    </w:p>
+    <w:p>
+      <w:pPr>
+        <w:keepNext w:val="0"/>
+        <w:keepLines w:val="0"/>
+        <w:spacing w:before="0" w:after="40" w:line="293" w:lineRule="auto"/>
+      </w:pPr>
+      <w:r>
+        <w:rPr>
+          <w:rFonts w:ascii="Arial Unicode MS" w:hAnsi="Arial Unicode MS" w:eastAsia="Arial Unicode MS"/>
+          <w:b w:val="0"/>
+          <w:i w:val="0"/>
+          <w:color w:val="1A2340"/>
+          <w:sz w:val="22"/>
+        </w:rPr>
+        <w:t>根據這一處回報改一次；保留自己的立場也可以，但不要把對方的理由改弱。</w:t>
+      </w:r>
+    </w:p>
+    <w:p>
+      <w:pPr>
+        <w:keepNext/>
+        <w:keepLines w:val="0"/>
+        <w:spacing w:before="20" w:after="20" w:line="293" w:lineRule="auto"/>
+      </w:pPr>
+      <w:r>
+        <w:rPr>
+          <w:rFonts w:ascii="Arial Unicode MS" w:hAnsi="Arial Unicode MS" w:eastAsia="Arial Unicode MS"/>
+          <w:b/>
+          <w:i w:val="0"/>
+          <w:color w:val="5B6573"/>
+          <w:sz w:val="22"/>
+        </w:rPr>
+        <w:t>再決定</w:t>
+      </w:r>
+      <w:r>
+        <w:rPr>
+          <w:rFonts w:ascii="Arial Unicode MS" w:hAnsi="Arial Unicode MS" w:eastAsia="Arial Unicode MS"/>
+          <w:b w:val="0"/>
+          <w:i w:val="0"/>
+          <w:color w:val="7B8491"/>
+          <w:sz w:val="22"/>
+        </w:rPr>
+        <w:t xml:space="preserve">  ｜  </w:t>
+      </w:r>
+      <w:r>
+        <w:rPr>
+          <w:rFonts w:ascii="Arial Unicode MS" w:hAnsi="Arial Unicode MS" w:eastAsia="Arial Unicode MS"/>
+          <w:b w:val="0"/>
+          <w:i w:val="0"/>
+          <w:color w:val="1A2340"/>
+          <w:sz w:val="22"/>
+        </w:rPr>
+        <w:t>同學指出／我改了或保留</w:t>
+      </w:r>
+    </w:p>
+    <w:tbl>
+      <w:tblPr>
+        <w:tblW w:type="dxa" w:w="9865"/>
+        <w:jc w:val="left"/>
+        <w:tblLayout w:type="fixed"/>
+        <w:tblLook w:firstColumn="1" w:firstRow="1" w:lastColumn="0" w:lastRow="0" w:noHBand="0" w:noVBand="1" w:val="04A0"/>
+        <w:tblInd w:type="dxa" w:w="0"/>
+      </w:tblPr>
+      <w:tblGrid>
+        <w:gridCol w:w="9865"/>
+      </w:tblGrid>
+      <w:tr>
+        <w:trPr>
+          <w:trHeight w:val="510" w:hRule="atLeast"/>
+        </w:trPr>
+        <w:tc>
+          <w:tcPr>
+            <w:tcW w:type="dxa" w:w="9865"/>
+            <w:tcMar>
+              <w:top w:w="0" w:type="dxa"/>
+              <w:start w:w="0" w:type="dxa"/>
+              <w:bottom w:w="0" w:type="dxa"/>
+              <w:end w:w="0" w:type="dxa"/>
+            </w:tcMar>
+            <w:tcBorders>
+              <w:top w:val="nil"/>
+              <w:bottom w:val="single" w:sz="5" w:space="0" w:color="CBD5E1"/>
+              <w:start w:val="nil"/>
+              <w:end w:val="nil"/>
+            </w:tcBorders>
+          </w:tcPr>
+          <w:p>
+            <w:pPr>
+              <w:spacing w:before="0" w:after="0" w:line="240" w:lineRule="auto"/>
+            </w:pPr>
+            <w:r>
+              <w:t xml:space="preserve"> </w:t>
+            </w:r>
+          </w:p>
+        </w:tc>
+      </w:tr>
+      <w:tr>
+        <w:trPr>
+          <w:trHeight w:val="510" w:hRule="atLeast"/>
+        </w:trPr>
+        <w:tc>
+          <w:tcPr>
+            <w:tcW w:type="dxa" w:w="9865"/>
+            <w:tcMar>
+              <w:top w:w="0" w:type="dxa"/>
+              <w:start w:w="0" w:type="dxa"/>
+              <w:bottom w:w="0" w:type="dxa"/>
+              <w:end w:w="0" w:type="dxa"/>
+            </w:tcMar>
+            <w:tcBorders>
+              <w:top w:val="nil"/>
+              <w:bottom w:val="single" w:sz="5" w:space="0" w:color="CBD5E1"/>
+              <w:start w:val="nil"/>
+              <w:end w:val="nil"/>
+            </w:tcBorders>
+          </w:tcPr>
+          <w:p>
+            <w:pPr>
+              <w:spacing w:before="0" w:after="0" w:line="240" w:lineRule="auto"/>
+            </w:pPr>
+            <w:r>
+              <w:t xml:space="preserve"> </w:t>
+            </w:r>
+          </w:p>
+        </w:tc>
+      </w:tr>
+      <w:tr>
+        <w:trPr>
+          <w:trHeight w:val="510" w:hRule="atLeast"/>
+        </w:trPr>
+        <w:tc>
+          <w:tcPr>
+            <w:tcW w:type="dxa" w:w="9865"/>
+            <w:tcMar>
+              <w:top w:w="0" w:type="dxa"/>
+              <w:start w:w="0" w:type="dxa"/>
+              <w:bottom w:w="0" w:type="dxa"/>
+              <w:end w:w="0" w:type="dxa"/>
+            </w:tcMar>
+            <w:tcBorders>
+              <w:top w:val="nil"/>
+              <w:bottom w:val="single" w:sz="5" w:space="0" w:color="CBD5E1"/>
+              <w:start w:val="nil"/>
+              <w:end w:val="nil"/>
+            </w:tcBorders>
+          </w:tcPr>
+          <w:p>
+            <w:pPr>
+              <w:spacing w:before="0" w:after="20" w:line="240" w:lineRule="auto"/>
+            </w:pPr>
+            <w:r>
+              <w:t xml:space="preserve"> </w:t>
+            </w:r>
+          </w:p>
+        </w:tc>
+      </w:tr>
+    </w:tbl>
     <w:p>
       <w:pPr>
         <w:keepNext/>
@@ -2758,396 +3158,6 @@
       <w:tblGrid>
         <w:gridCol w:w="9865"/>
       </w:tblGrid>
-      <w:tr>
-        <w:trPr>
-          <w:trHeight w:val="437" w:hRule="atLeast"/>
-        </w:trPr>
-        <w:tc>
-          <w:tcPr>
-            <w:tcW w:type="dxa" w:w="9865"/>
-            <w:tcMar>
-              <w:top w:w="0" w:type="dxa"/>
-              <w:start w:w="0" w:type="dxa"/>
-              <w:bottom w:w="0" w:type="dxa"/>
-              <w:end w:w="0" w:type="dxa"/>
-            </w:tcMar>
-            <w:tcBorders>
-              <w:top w:val="nil"/>
-              <w:bottom w:val="single" w:sz="5" w:space="0" w:color="CBD5E1"/>
-              <w:start w:val="nil"/>
-              <w:end w:val="nil"/>
-            </w:tcBorders>
-          </w:tcPr>
-          <w:p>
-            <w:pPr>
-              <w:spacing w:before="0" w:after="0" w:line="240" w:lineRule="auto"/>
-            </w:pPr>
-            <w:r>
-              <w:t xml:space="preserve"> </w:t>
-            </w:r>
-          </w:p>
-        </w:tc>
-      </w:tr>
-      <w:tr>
-        <w:trPr>
-          <w:trHeight w:val="437" w:hRule="atLeast"/>
-        </w:trPr>
-        <w:tc>
-          <w:tcPr>
-            <w:tcW w:type="dxa" w:w="9865"/>
-            <w:tcMar>
-              <w:top w:w="0" w:type="dxa"/>
-              <w:start w:w="0" w:type="dxa"/>
-              <w:bottom w:w="0" w:type="dxa"/>
-              <w:end w:w="0" w:type="dxa"/>
-            </w:tcMar>
-            <w:tcBorders>
-              <w:top w:val="nil"/>
-              <w:bottom w:val="single" w:sz="5" w:space="0" w:color="CBD5E1"/>
-              <w:start w:val="nil"/>
-              <w:end w:val="nil"/>
-            </w:tcBorders>
-          </w:tcPr>
-          <w:p>
-            <w:pPr>
-              <w:spacing w:before="0" w:after="0" w:line="240" w:lineRule="auto"/>
-            </w:pPr>
-            <w:r>
-              <w:t xml:space="preserve"> </w:t>
-            </w:r>
-          </w:p>
-        </w:tc>
-      </w:tr>
-      <w:tr>
-        <w:trPr>
-          <w:trHeight w:val="437" w:hRule="atLeast"/>
-        </w:trPr>
-        <w:tc>
-          <w:tcPr>
-            <w:tcW w:type="dxa" w:w="9865"/>
-            <w:tcMar>
-              <w:top w:w="0" w:type="dxa"/>
-              <w:start w:w="0" w:type="dxa"/>
-              <w:bottom w:w="0" w:type="dxa"/>
-              <w:end w:w="0" w:type="dxa"/>
-            </w:tcMar>
-            <w:tcBorders>
-              <w:top w:val="nil"/>
-              <w:bottom w:val="single" w:sz="5" w:space="0" w:color="CBD5E1"/>
-              <w:start w:val="nil"/>
-              <w:end w:val="nil"/>
-            </w:tcBorders>
-          </w:tcPr>
-          <w:p>
-            <w:pPr>
-              <w:spacing w:before="0" w:after="0" w:line="240" w:lineRule="auto"/>
-            </w:pPr>
-            <w:r>
-              <w:t xml:space="preserve"> </w:t>
-            </w:r>
-          </w:p>
-        </w:tc>
-      </w:tr>
-      <w:tr>
-        <w:trPr>
-          <w:trHeight w:val="437" w:hRule="atLeast"/>
-        </w:trPr>
-        <w:tc>
-          <w:tcPr>
-            <w:tcW w:type="dxa" w:w="9865"/>
-            <w:tcMar>
-              <w:top w:w="0" w:type="dxa"/>
-              <w:start w:w="0" w:type="dxa"/>
-              <w:bottom w:w="0" w:type="dxa"/>
-              <w:end w:w="0" w:type="dxa"/>
-            </w:tcMar>
-            <w:tcBorders>
-              <w:top w:val="nil"/>
-              <w:bottom w:val="single" w:sz="5" w:space="0" w:color="CBD5E1"/>
-              <w:start w:val="nil"/>
-              <w:end w:val="nil"/>
-            </w:tcBorders>
-          </w:tcPr>
-          <w:p>
-            <w:pPr>
-              <w:spacing w:before="0" w:after="0" w:line="240" w:lineRule="auto"/>
-            </w:pPr>
-            <w:r>
-              <w:t xml:space="preserve"> </w:t>
-            </w:r>
-          </w:p>
-        </w:tc>
-      </w:tr>
-      <w:tr>
-        <w:trPr>
-          <w:trHeight w:val="437" w:hRule="atLeast"/>
-        </w:trPr>
-        <w:tc>
-          <w:tcPr>
-            <w:tcW w:type="dxa" w:w="9865"/>
-            <w:tcMar>
-              <w:top w:w="0" w:type="dxa"/>
-              <w:start w:w="0" w:type="dxa"/>
-              <w:bottom w:w="0" w:type="dxa"/>
-              <w:end w:w="0" w:type="dxa"/>
-            </w:tcMar>
-            <w:tcBorders>
-              <w:top w:val="nil"/>
-              <w:bottom w:val="single" w:sz="5" w:space="0" w:color="CBD5E1"/>
-              <w:start w:val="nil"/>
-              <w:end w:val="nil"/>
-            </w:tcBorders>
-          </w:tcPr>
-          <w:p>
-            <w:pPr>
-              <w:spacing w:before="0" w:after="0" w:line="240" w:lineRule="auto"/>
-            </w:pPr>
-            <w:r>
-              <w:t xml:space="preserve"> </w:t>
-            </w:r>
-          </w:p>
-        </w:tc>
-      </w:tr>
-      <w:tr>
-        <w:trPr>
-          <w:trHeight w:val="437" w:hRule="atLeast"/>
-        </w:trPr>
-        <w:tc>
-          <w:tcPr>
-            <w:tcW w:type="dxa" w:w="9865"/>
-            <w:tcMar>
-              <w:top w:w="0" w:type="dxa"/>
-              <w:start w:w="0" w:type="dxa"/>
-              <w:bottom w:w="0" w:type="dxa"/>
-              <w:end w:w="0" w:type="dxa"/>
-            </w:tcMar>
-            <w:tcBorders>
-              <w:top w:val="nil"/>
-              <w:bottom w:val="single" w:sz="5" w:space="0" w:color="CBD5E1"/>
-              <w:start w:val="nil"/>
-              <w:end w:val="nil"/>
-            </w:tcBorders>
-          </w:tcPr>
-          <w:p>
-            <w:pPr>
-              <w:spacing w:before="0" w:after="0" w:line="240" w:lineRule="auto"/>
-            </w:pPr>
-            <w:r>
-              <w:t xml:space="preserve"> </w:t>
-            </w:r>
-          </w:p>
-        </w:tc>
-      </w:tr>
-      <w:tr>
-        <w:trPr>
-          <w:trHeight w:val="437" w:hRule="atLeast"/>
-        </w:trPr>
-        <w:tc>
-          <w:tcPr>
-            <w:tcW w:type="dxa" w:w="9865"/>
-            <w:tcMar>
-              <w:top w:w="0" w:type="dxa"/>
-              <w:start w:w="0" w:type="dxa"/>
-              <w:bottom w:w="0" w:type="dxa"/>
-              <w:end w:w="0" w:type="dxa"/>
-            </w:tcMar>
-            <w:tcBorders>
-              <w:top w:val="nil"/>
-              <w:bottom w:val="single" w:sz="5" w:space="0" w:color="CBD5E1"/>
-              <w:start w:val="nil"/>
-              <w:end w:val="nil"/>
-            </w:tcBorders>
-          </w:tcPr>
-          <w:p>
-            <w:pPr>
-              <w:spacing w:before="0" w:after="0" w:line="240" w:lineRule="auto"/>
-            </w:pPr>
-            <w:r>
-              <w:t xml:space="preserve"> </w:t>
-            </w:r>
-          </w:p>
-        </w:tc>
-      </w:tr>
-      <w:tr>
-        <w:trPr>
-          <w:trHeight w:val="437" w:hRule="atLeast"/>
-        </w:trPr>
-        <w:tc>
-          <w:tcPr>
-            <w:tcW w:type="dxa" w:w="9865"/>
-            <w:tcMar>
-              <w:top w:w="0" w:type="dxa"/>
-              <w:start w:w="0" w:type="dxa"/>
-              <w:bottom w:w="0" w:type="dxa"/>
-              <w:end w:w="0" w:type="dxa"/>
-            </w:tcMar>
-            <w:tcBorders>
-              <w:top w:val="nil"/>
-              <w:bottom w:val="single" w:sz="5" w:space="0" w:color="CBD5E1"/>
-              <w:start w:val="nil"/>
-              <w:end w:val="nil"/>
-            </w:tcBorders>
-          </w:tcPr>
-          <w:p>
-            <w:pPr>
-              <w:spacing w:before="0" w:after="0" w:line="240" w:lineRule="auto"/>
-            </w:pPr>
-            <w:r>
-              <w:t xml:space="preserve"> </w:t>
-            </w:r>
-          </w:p>
-        </w:tc>
-      </w:tr>
-      <w:tr>
-        <w:trPr>
-          <w:trHeight w:val="437" w:hRule="atLeast"/>
-        </w:trPr>
-        <w:tc>
-          <w:tcPr>
-            <w:tcW w:type="dxa" w:w="9865"/>
-            <w:tcMar>
-              <w:top w:w="0" w:type="dxa"/>
-              <w:start w:w="0" w:type="dxa"/>
-              <w:bottom w:w="0" w:type="dxa"/>
-              <w:end w:w="0" w:type="dxa"/>
-            </w:tcMar>
-            <w:tcBorders>
-              <w:top w:val="nil"/>
-              <w:bottom w:val="single" w:sz="5" w:space="0" w:color="CBD5E1"/>
-              <w:start w:val="nil"/>
-              <w:end w:val="nil"/>
-            </w:tcBorders>
-          </w:tcPr>
-          <w:p>
-            <w:pPr>
-              <w:spacing w:before="0" w:after="0" w:line="240" w:lineRule="auto"/>
-            </w:pPr>
-            <w:r>
-              <w:t xml:space="preserve"> </w:t>
-            </w:r>
-          </w:p>
-        </w:tc>
-      </w:tr>
-      <w:tr>
-        <w:trPr>
-          <w:trHeight w:val="437" w:hRule="atLeast"/>
-        </w:trPr>
-        <w:tc>
-          <w:tcPr>
-            <w:tcW w:type="dxa" w:w="9865"/>
-            <w:tcMar>
-              <w:top w:w="0" w:type="dxa"/>
-              <w:start w:w="0" w:type="dxa"/>
-              <w:bottom w:w="0" w:type="dxa"/>
-              <w:end w:w="0" w:type="dxa"/>
-            </w:tcMar>
-            <w:tcBorders>
-              <w:top w:val="nil"/>
-              <w:bottom w:val="single" w:sz="5" w:space="0" w:color="CBD5E1"/>
-              <w:start w:val="nil"/>
-              <w:end w:val="nil"/>
-            </w:tcBorders>
-          </w:tcPr>
-          <w:p>
-            <w:pPr>
-              <w:spacing w:before="0" w:after="0" w:line="240" w:lineRule="auto"/>
-            </w:pPr>
-            <w:r>
-              <w:t xml:space="preserve"> </w:t>
-            </w:r>
-          </w:p>
-        </w:tc>
-      </w:tr>
-      <w:tr>
-        <w:trPr>
-          <w:trHeight w:val="437" w:hRule="atLeast"/>
-        </w:trPr>
-        <w:tc>
-          <w:tcPr>
-            <w:tcW w:type="dxa" w:w="9865"/>
-            <w:tcMar>
-              <w:top w:w="0" w:type="dxa"/>
-              <w:start w:w="0" w:type="dxa"/>
-              <w:bottom w:w="0" w:type="dxa"/>
-              <w:end w:w="0" w:type="dxa"/>
-            </w:tcMar>
-            <w:tcBorders>
-              <w:top w:val="nil"/>
-              <w:bottom w:val="single" w:sz="5" w:space="0" w:color="CBD5E1"/>
-              <w:start w:val="nil"/>
-              <w:end w:val="nil"/>
-            </w:tcBorders>
-          </w:tcPr>
-          <w:p>
-            <w:pPr>
-              <w:spacing w:before="0" w:after="0" w:line="240" w:lineRule="auto"/>
-            </w:pPr>
-            <w:r>
-              <w:t xml:space="preserve"> </w:t>
-            </w:r>
-          </w:p>
-        </w:tc>
-      </w:tr>
-      <w:tr>
-        <w:trPr>
-          <w:trHeight w:val="437" w:hRule="atLeast"/>
-        </w:trPr>
-        <w:tc>
-          <w:tcPr>
-            <w:tcW w:type="dxa" w:w="9865"/>
-            <w:tcMar>
-              <w:top w:w="0" w:type="dxa"/>
-              <w:start w:w="0" w:type="dxa"/>
-              <w:bottom w:w="0" w:type="dxa"/>
-              <w:end w:w="0" w:type="dxa"/>
-            </w:tcMar>
-            <w:tcBorders>
-              <w:top w:val="nil"/>
-              <w:bottom w:val="single" w:sz="5" w:space="0" w:color="CBD5E1"/>
-              <w:start w:val="nil"/>
-              <w:end w:val="nil"/>
-            </w:tcBorders>
-          </w:tcPr>
-          <w:p>
-            <w:pPr>
-              <w:spacing w:before="0" w:after="0" w:line="240" w:lineRule="auto"/>
-            </w:pPr>
-            <w:r>
-              <w:t xml:space="preserve"> </w:t>
-            </w:r>
-          </w:p>
-        </w:tc>
-      </w:tr>
-      <w:tr>
-        <w:trPr>
-          <w:trHeight w:val="437" w:hRule="atLeast"/>
-        </w:trPr>
-        <w:tc>
-          <w:tcPr>
-            <w:tcW w:type="dxa" w:w="9865"/>
-            <w:tcMar>
-              <w:top w:w="0" w:type="dxa"/>
-              <w:start w:w="0" w:type="dxa"/>
-              <w:bottom w:w="0" w:type="dxa"/>
-              <w:end w:w="0" w:type="dxa"/>
-            </w:tcMar>
-            <w:tcBorders>
-              <w:top w:val="nil"/>
-              <w:bottom w:val="single" w:sz="5" w:space="0" w:color="CBD5E1"/>
-              <w:start w:val="nil"/>
-              <w:end w:val="nil"/>
-            </w:tcBorders>
-          </w:tcPr>
-          <w:p>
-            <w:pPr>
-              <w:spacing w:before="0" w:after="0" w:line="240" w:lineRule="auto"/>
-            </w:pPr>
-            <w:r>
-              <w:t xml:space="preserve"> </w:t>
-            </w:r>
-          </w:p>
-        </w:tc>
-      </w:tr>
       <w:tr>
         <w:trPr>
           <w:trHeight w:val="437" w:hRule="atLeast"/>

--- a/worksheets/W11.docx
+++ b/worksheets/W11.docx
@@ -51,7 +51,7 @@
           <w:color w:val="5B6573"/>
           <w:sz w:val="22"/>
         </w:rPr>
-        <w:t>主張甲者讀乙，主張乙者讀甲；未定者任選一篇。20–38 分先用自己的話完成 V1，不問 AI、不抄同學。</w:t>
+        <w:t>讀 W8 高鐵材料 A／B，找會挑戰目前做法的理由；未定者選一方案練。20–38 分先用自己的話完成 V1，不問 AI、不抄同學。</w:t>
       </w:r>
     </w:p>
     <w:p>
@@ -328,7 +328,7 @@
           <w:color w:val="1A2340"/>
           <w:sz w:val="22"/>
         </w:rPr>
-        <w:t>我使用：□甲報導　□乙報導；它和我目前立場相反的地方是：</w:t>
+        <w:t>我使用：□材料 A □材料 B；發言者／段號＿＿，它挑戰我做法的地方是：</w:t>
       </w:r>
     </w:p>
     <w:p>
@@ -908,7 +908,7 @@
           <w:color w:val="5B6573"/>
           <w:sz w:val="22"/>
         </w:rPr>
-        <w:t>AI 或紙本清單只能提出『漏掉／講過頭』候選；AI 不是來源。本人須回甲乙原文核對、選擇並負責。</w:t>
+        <w:t>AI 或紙本清單只能提出『漏掉／講過頭』候選；AI 不是來源。本人須回 A／B 材料核對、選擇並負責。</w:t>
       </w:r>
     </w:p>
     <w:p>
@@ -3189,6 +3189,998 @@
         </w:tc>
       </w:tr>
     </w:tbl>
+    <w:p>
+      <w:pPr>
+        <w:keepNext/>
+        <w:keepLines w:val="0"/>
+        <w:pageBreakBefore/>
+        <w:spacing w:before="0" w:after="60" w:line="293" w:lineRule="auto"/>
+      </w:pPr>
+      <w:r>
+        <w:rPr>
+          <w:rFonts w:ascii="JetBrains Mono" w:hAnsi="JetBrains Mono" w:eastAsia="Arial Unicode MS"/>
+          <w:b/>
+          <w:i w:val="0"/>
+          <w:color w:val="1D4ED8"/>
+          <w:sz w:val="22"/>
+        </w:rPr>
+        <w:t>W11 / 05</w:t>
+      </w:r>
+    </w:p>
+    <w:p>
+      <w:pPr>
+        <w:keepNext/>
+        <w:keepLines w:val="0"/>
+        <w:spacing w:before="0" w:after="80" w:line="252" w:lineRule="auto"/>
+      </w:pPr>
+      <w:r>
+        <w:rPr>
+          <w:rFonts w:ascii="Arial Unicode MS" w:hAnsi="Arial Unicode MS" w:eastAsia="Arial Unicode MS"/>
+          <w:b/>
+          <w:i w:val="0"/>
+          <w:color w:val="1A2340"/>
+          <w:sz w:val="44"/>
+        </w:rPr>
+        <w:t>先把總督的擔心說準</w:t>
+      </w:r>
+    </w:p>
+    <w:p>
+      <w:pPr>
+        <w:keepNext w:val="0"/>
+        <w:keepLines w:val="0"/>
+        <w:spacing w:before="0" w:after="140" w:line="293" w:lineRule="auto"/>
+      </w:pPr>
+      <w:r>
+        <w:rPr>
+          <w:rFonts w:ascii="Arial Unicode MS" w:hAnsi="Arial Unicode MS" w:eastAsia="Arial Unicode MS"/>
+          <w:b w:val="0"/>
+          <w:i w:val="0"/>
+          <w:color w:val="5B6573"/>
+          <w:sz w:val="22"/>
+        </w:rPr>
+        <w:t>有餘裕或課餘選做；可留白、不計分、不追交。題目在同一份歷程本，詳解在本週最後。</w:t>
+      </w:r>
+    </w:p>
+    <w:p>
+      <w:pPr>
+        <w:keepNext w:val="0"/>
+        <w:keepLines w:val="0"/>
+        <w:spacing w:before="0" w:after="120" w:line="293" w:lineRule="auto"/>
+      </w:pPr>
+      <w:r>
+        <w:rPr>
+          <w:rFonts w:ascii="Arial Unicode MS" w:hAnsi="Arial Unicode MS" w:eastAsia="Arial Unicode MS"/>
+          <w:b w:val="0"/>
+          <w:i w:val="0"/>
+          <w:color w:val="1A2340"/>
+          <w:sz w:val="21"/>
+        </w:rPr>
+        <w:t>115 學測社會第 14 題｜印刷第 4 頁；依公開題材節錄／重排，任務為本課改編。</w:t>
+      </w:r>
+    </w:p>
+    <w:p>
+      <w:pPr>
+        <w:keepNext w:val="0"/>
+        <w:keepLines w:val="0"/>
+        <w:spacing w:before="0" w:after="120" w:line="293" w:lineRule="auto"/>
+      </w:pPr>
+      <w:r>
+        <w:rPr>
+          <w:rFonts w:ascii="Arial Unicode MS" w:hAnsi="Arial Unicode MS" w:eastAsia="Arial Unicode MS"/>
+          <w:b w:val="0"/>
+          <w:i w:val="0"/>
+          <w:color w:val="1A2340"/>
+          <w:sz w:val="22"/>
+        </w:rPr>
+        <w:t>題文摘要：十六世紀末，駐菲律賓的西班牙總督向國王報告，華人運來大量紡織品，輸入量超過西班牙運來的貨物。他擔憂西班牙部分地區繳給王室的稅收因此減少。</w:t>
+      </w:r>
+    </w:p>
+    <w:p>
+      <w:pPr>
+        <w:keepNext/>
+        <w:keepLines w:val="0"/>
+        <w:spacing w:before="160" w:after="60" w:line="293" w:lineRule="auto"/>
+      </w:pPr>
+      <w:r>
+        <w:rPr>
+          <w:rFonts w:ascii="Arial Unicode MS" w:hAnsi="Arial Unicode MS" w:eastAsia="Arial Unicode MS"/>
+          <w:b/>
+          <w:i w:val="0"/>
+          <w:color w:val="1A2340"/>
+          <w:sz w:val="30"/>
+        </w:rPr>
+        <w:t>任務｜不重抄題文</w:t>
+      </w:r>
+    </w:p>
+    <w:p>
+      <w:pPr>
+        <w:keepNext w:val="0"/>
+        <w:keepLines w:val="0"/>
+        <w:spacing w:before="0" w:after="100" w:line="293" w:lineRule="auto"/>
+      </w:pPr>
+      <w:r>
+        <w:rPr>
+          <w:rFonts w:ascii="Arial Unicode MS" w:hAnsi="Arial Unicode MS" w:eastAsia="Arial Unicode MS"/>
+          <w:b w:val="0"/>
+          <w:i w:val="0"/>
+          <w:color w:val="1A2340"/>
+          <w:sz w:val="22"/>
+        </w:rPr>
+        <w:t>有人把總督的理由寫成「他只是討厭外國人」。先用題文重建較公平的擔心，再指出這段話尚不能證明的一項後果。不必同意總督。</w:t>
+      </w:r>
+    </w:p>
+    <w:p>
+      <w:pPr>
+        <w:keepNext w:val="0"/>
+        <w:keepLines w:val="0"/>
+        <w:spacing w:before="0" w:after="100" w:line="293" w:lineRule="auto"/>
+      </w:pPr>
+      <w:r>
+        <w:rPr>
+          <w:rFonts w:ascii="Arial Unicode MS" w:hAnsi="Arial Unicode MS" w:eastAsia="Arial Unicode MS"/>
+          <w:b w:val="0"/>
+          <w:i w:val="0"/>
+          <w:color w:val="1A2340"/>
+          <w:sz w:val="21"/>
+        </w:rPr>
+        <w:t>先備回查｜這是官員向國王的報告；要分清官員的預期、已記錄的變化和你的評價。</w:t>
+      </w:r>
+    </w:p>
+    <w:p>
+      <w:pPr>
+        <w:keepNext/>
+        <w:keepLines w:val="0"/>
+        <w:spacing w:before="120" w:after="60" w:line="293" w:lineRule="auto"/>
+      </w:pPr>
+      <w:r>
+        <w:rPr>
+          <w:rFonts w:ascii="Arial Unicode MS" w:hAnsi="Arial Unicode MS" w:eastAsia="Arial Unicode MS"/>
+          <w:b/>
+          <w:i w:val="0"/>
+          <w:color w:val="1A2340"/>
+          <w:sz w:val="30"/>
+        </w:rPr>
+        <w:t>需要時才看提示</w:t>
+      </w:r>
+    </w:p>
+    <w:p>
+      <w:pPr>
+        <w:keepNext w:val="0"/>
+        <w:keepLines w:val="0"/>
+        <w:spacing w:before="0" w:after="80" w:line="293" w:lineRule="auto"/>
+      </w:pPr>
+      <w:r>
+        <w:rPr>
+          <w:rFonts w:ascii="Arial Unicode MS" w:hAnsi="Arial Unicode MS" w:eastAsia="Arial Unicode MS"/>
+          <w:b w:val="0"/>
+          <w:i w:val="0"/>
+          <w:color w:val="1A2340"/>
+          <w:sz w:val="22"/>
+        </w:rPr>
+        <w:t>1｜找具體擔心：他把哪種貨物變化，連到哪種收入？</w:t>
+      </w:r>
+    </w:p>
+    <w:p>
+      <w:pPr>
+        <w:keepNext w:val="0"/>
+        <w:keepLines w:val="0"/>
+        <w:spacing w:before="0" w:after="80" w:line="293" w:lineRule="auto"/>
+      </w:pPr>
+      <w:r>
+        <w:rPr>
+          <w:rFonts w:ascii="Arial Unicode MS" w:hAnsi="Arial Unicode MS" w:eastAsia="Arial Unicode MS"/>
+          <w:b w:val="0"/>
+          <w:i w:val="0"/>
+          <w:color w:val="1A2340"/>
+          <w:sz w:val="22"/>
+        </w:rPr>
+        <w:t>2｜補推論位置：進口競爭→西班牙出口→稅收，哪一步是他的擔心？</w:t>
+      </w:r>
+    </w:p>
+    <w:p>
+      <w:pPr>
+        <w:keepNext w:val="0"/>
+        <w:keepLines w:val="0"/>
+        <w:spacing w:before="0" w:after="80" w:line="293" w:lineRule="auto"/>
+      </w:pPr>
+      <w:r>
+        <w:rPr>
+          <w:rFonts w:ascii="Arial Unicode MS" w:hAnsi="Arial Unicode MS" w:eastAsia="Arial Unicode MS"/>
+          <w:b w:val="0"/>
+          <w:i w:val="0"/>
+          <w:color w:val="1A2340"/>
+          <w:sz w:val="22"/>
+        </w:rPr>
+        <w:t>3｜防止說得更大：題文有證明所有本土產業都會毀滅嗎？</w:t>
+      </w:r>
+    </w:p>
+    <w:p>
+      <w:pPr>
+        <w:keepNext w:val="0"/>
+        <w:keepLines w:val="0"/>
+        <w:spacing w:before="120" w:after="80" w:line="293" w:lineRule="auto"/>
+      </w:pPr>
+      <w:r>
+        <w:rPr>
+          <w:rFonts w:ascii="Arial Unicode MS" w:hAnsi="Arial Unicode MS" w:eastAsia="Arial Unicode MS"/>
+          <w:b w:val="0"/>
+          <w:i w:val="0"/>
+          <w:color w:val="1A2340"/>
+          <w:sz w:val="22"/>
+        </w:rPr>
+        <w:t>W11：理由＋原文依據＋支持上限，說準後仍可不同意。</w:t>
+      </w:r>
+    </w:p>
+    <w:p>
+      <w:pPr>
+        <w:keepNext w:val="0"/>
+        <w:keepLines w:val="0"/>
+        <w:spacing w:before="0" w:after="60" w:line="293" w:lineRule="auto"/>
+      </w:pPr>
+      <w:r>
+        <w:rPr>
+          <w:rFonts w:ascii="Arial Unicode MS" w:hAnsi="Arial Unicode MS" w:eastAsia="Arial Unicode MS"/>
+          <w:b w:val="0"/>
+          <w:i w:val="0"/>
+          <w:color w:val="1A2340"/>
+          <w:sz w:val="18"/>
+        </w:rPr>
+        <w:t>完整原卷：https://www.ceec.edu.tw/files/file_pool/1/0q054534130270752519/05-115%E5%AD%B8%E6%B8%AC%E7%A4%BE%E6%9C%83%E8%A9%A6%E5%8D%B7.pdf#page=5</w:t>
+      </w:r>
+    </w:p>
+    <w:p>
+      <w:pPr>
+        <w:keepNext w:val="0"/>
+        <w:keepLines w:val="0"/>
+        <w:spacing w:before="0" w:after="60" w:line="293" w:lineRule="auto"/>
+      </w:pPr>
+      <w:r>
+        <w:rPr>
+          <w:rFonts w:ascii="Arial Unicode MS" w:hAnsi="Arial Unicode MS" w:eastAsia="Arial Unicode MS"/>
+          <w:b w:val="0"/>
+          <w:i w:val="0"/>
+          <w:color w:val="1A2340"/>
+          <w:sz w:val="21"/>
+        </w:rPr>
+        <w:t>詳解在本週投影最後。整本收回後，從同一份線上歷程本取題；不另印一張卡。</w:t>
+      </w:r>
+    </w:p>
+    <w:p>
+      <w:pPr>
+        <w:keepNext/>
+        <w:keepLines w:val="0"/>
+        <w:pageBreakBefore/>
+        <w:spacing w:before="0" w:after="60" w:line="293" w:lineRule="auto"/>
+      </w:pPr>
+      <w:r>
+        <w:rPr>
+          <w:rFonts w:ascii="JetBrains Mono" w:hAnsi="JetBrains Mono" w:eastAsia="Arial Unicode MS"/>
+          <w:b/>
+          <w:i w:val="0"/>
+          <w:color w:val="1D4ED8"/>
+          <w:sz w:val="22"/>
+        </w:rPr>
+        <w:t>W11 / 06</w:t>
+      </w:r>
+    </w:p>
+    <w:p>
+      <w:pPr>
+        <w:keepNext/>
+        <w:keepLines w:val="0"/>
+        <w:spacing w:before="0" w:after="80" w:line="252" w:lineRule="auto"/>
+      </w:pPr>
+      <w:r>
+        <w:rPr>
+          <w:rFonts w:ascii="Arial Unicode MS" w:hAnsi="Arial Unicode MS" w:eastAsia="Arial Unicode MS"/>
+          <w:b/>
+          <w:i w:val="0"/>
+          <w:color w:val="1A2340"/>
+          <w:sz w:val="44"/>
+        </w:rPr>
+        <w:t>保留自己的解題來路</w:t>
+      </w:r>
+    </w:p>
+    <w:p>
+      <w:pPr>
+        <w:keepNext w:val="0"/>
+        <w:keepLines w:val="0"/>
+        <w:spacing w:before="0" w:after="140" w:line="293" w:lineRule="auto"/>
+      </w:pPr>
+      <w:r>
+        <w:rPr>
+          <w:rFonts w:ascii="Arial Unicode MS" w:hAnsi="Arial Unicode MS" w:eastAsia="Arial Unicode MS"/>
+          <w:b w:val="0"/>
+          <w:i w:val="0"/>
+          <w:color w:val="5B6573"/>
+          <w:sz w:val="22"/>
+        </w:rPr>
+        <w:t>可留白；這兩頁隨整本保管，不計分、不追交、不另上傳。</w:t>
+      </w:r>
+    </w:p>
+    <w:p>
+      <w:pPr>
+        <w:keepNext/>
+        <w:keepLines w:val="0"/>
+        <w:spacing w:before="100" w:after="40" w:line="293" w:lineRule="auto"/>
+      </w:pPr>
+      <w:r>
+        <w:rPr>
+          <w:rFonts w:ascii="JetBrains Mono" w:hAnsi="JetBrains Mono" w:eastAsia="Arial Unicode MS"/>
+          <w:b/>
+          <w:i w:val="0"/>
+          <w:color w:val="1D4ED8"/>
+          <w:sz w:val="30"/>
+        </w:rPr>
+        <w:t>01</w:t>
+      </w:r>
+      <w:r>
+        <w:rPr>
+          <w:rFonts w:ascii="Arial Unicode MS" w:hAnsi="Arial Unicode MS" w:eastAsia="Arial Unicode MS"/>
+          <w:b w:val="0"/>
+          <w:i w:val="0"/>
+          <w:color w:val="1D4ED8"/>
+          <w:sz w:val="30"/>
+        </w:rPr>
+        <w:t xml:space="preserve">  </w:t>
+      </w:r>
+      <w:r>
+        <w:rPr>
+          <w:rFonts w:ascii="Arial Unicode MS" w:hAnsi="Arial Unicode MS" w:eastAsia="Arial Unicode MS"/>
+          <w:b/>
+          <w:i w:val="0"/>
+          <w:color w:val="1A2340"/>
+          <w:sz w:val="30"/>
+        </w:rPr>
+        <w:t>初答與依據</w:t>
+      </w:r>
+    </w:p>
+    <w:p>
+      <w:pPr>
+        <w:keepNext w:val="0"/>
+        <w:keepLines w:val="0"/>
+        <w:spacing w:before="0" w:after="40" w:line="293" w:lineRule="auto"/>
+      </w:pPr>
+      <w:r>
+        <w:rPr>
+          <w:rFonts w:ascii="Arial Unicode MS" w:hAnsi="Arial Unicode MS" w:eastAsia="Arial Unicode MS"/>
+          <w:b w:val="0"/>
+          <w:i w:val="0"/>
+          <w:color w:val="1A2340"/>
+          <w:sz w:val="22"/>
+        </w:rPr>
+        <w:t>先自己解；可畫圖、圈原材料、寫算式或記卡點。</w:t>
+      </w:r>
+    </w:p>
+    <w:tbl>
+      <w:tblPr>
+        <w:tblW w:type="dxa" w:w="9865"/>
+        <w:jc w:val="left"/>
+        <w:tblLayout w:type="fixed"/>
+        <w:tblLook w:firstColumn="1" w:firstRow="1" w:lastColumn="0" w:lastRow="0" w:noHBand="0" w:noVBand="1" w:val="04A0"/>
+        <w:tblInd w:type="dxa" w:w="0"/>
+      </w:tblPr>
+      <w:tblGrid>
+        <w:gridCol w:w="9865"/>
+      </w:tblGrid>
+      <w:tr>
+        <w:trPr>
+          <w:trHeight w:val="454" w:hRule="atLeast"/>
+        </w:trPr>
+        <w:tc>
+          <w:tcPr>
+            <w:tcW w:type="dxa" w:w="9865"/>
+            <w:tcMar>
+              <w:top w:w="0" w:type="dxa"/>
+              <w:start w:w="0" w:type="dxa"/>
+              <w:bottom w:w="0" w:type="dxa"/>
+              <w:end w:w="0" w:type="dxa"/>
+            </w:tcMar>
+            <w:tcBorders>
+              <w:top w:val="nil"/>
+              <w:bottom w:val="single" w:sz="5" w:space="0" w:color="CBD5E1"/>
+              <w:start w:val="nil"/>
+              <w:end w:val="nil"/>
+            </w:tcBorders>
+          </w:tcPr>
+          <w:p>
+            <w:pPr>
+              <w:spacing w:before="0" w:after="0" w:line="240" w:lineRule="auto"/>
+            </w:pPr>
+            <w:r>
+              <w:t xml:space="preserve"> </w:t>
+            </w:r>
+          </w:p>
+        </w:tc>
+      </w:tr>
+      <w:tr>
+        <w:trPr>
+          <w:trHeight w:val="454" w:hRule="atLeast"/>
+        </w:trPr>
+        <w:tc>
+          <w:tcPr>
+            <w:tcW w:type="dxa" w:w="9865"/>
+            <w:tcMar>
+              <w:top w:w="0" w:type="dxa"/>
+              <w:start w:w="0" w:type="dxa"/>
+              <w:bottom w:w="0" w:type="dxa"/>
+              <w:end w:w="0" w:type="dxa"/>
+            </w:tcMar>
+            <w:tcBorders>
+              <w:top w:val="nil"/>
+              <w:bottom w:val="single" w:sz="5" w:space="0" w:color="CBD5E1"/>
+              <w:start w:val="nil"/>
+              <w:end w:val="nil"/>
+            </w:tcBorders>
+          </w:tcPr>
+          <w:p>
+            <w:pPr>
+              <w:spacing w:before="0" w:after="0" w:line="240" w:lineRule="auto"/>
+            </w:pPr>
+            <w:r>
+              <w:t xml:space="preserve"> </w:t>
+            </w:r>
+          </w:p>
+        </w:tc>
+      </w:tr>
+      <w:tr>
+        <w:trPr>
+          <w:trHeight w:val="454" w:hRule="atLeast"/>
+        </w:trPr>
+        <w:tc>
+          <w:tcPr>
+            <w:tcW w:type="dxa" w:w="9865"/>
+            <w:tcMar>
+              <w:top w:w="0" w:type="dxa"/>
+              <w:start w:w="0" w:type="dxa"/>
+              <w:bottom w:w="0" w:type="dxa"/>
+              <w:end w:w="0" w:type="dxa"/>
+            </w:tcMar>
+            <w:tcBorders>
+              <w:top w:val="nil"/>
+              <w:bottom w:val="single" w:sz="5" w:space="0" w:color="CBD5E1"/>
+              <w:start w:val="nil"/>
+              <w:end w:val="nil"/>
+            </w:tcBorders>
+          </w:tcPr>
+          <w:p>
+            <w:pPr>
+              <w:spacing w:before="0" w:after="0" w:line="240" w:lineRule="auto"/>
+            </w:pPr>
+            <w:r>
+              <w:t xml:space="preserve"> </w:t>
+            </w:r>
+          </w:p>
+        </w:tc>
+      </w:tr>
+      <w:tr>
+        <w:trPr>
+          <w:trHeight w:val="454" w:hRule="atLeast"/>
+        </w:trPr>
+        <w:tc>
+          <w:tcPr>
+            <w:tcW w:type="dxa" w:w="9865"/>
+            <w:tcMar>
+              <w:top w:w="0" w:type="dxa"/>
+              <w:start w:w="0" w:type="dxa"/>
+              <w:bottom w:w="0" w:type="dxa"/>
+              <w:end w:w="0" w:type="dxa"/>
+            </w:tcMar>
+            <w:tcBorders>
+              <w:top w:val="nil"/>
+              <w:bottom w:val="single" w:sz="5" w:space="0" w:color="CBD5E1"/>
+              <w:start w:val="nil"/>
+              <w:end w:val="nil"/>
+            </w:tcBorders>
+          </w:tcPr>
+          <w:p>
+            <w:pPr>
+              <w:spacing w:before="0" w:after="0" w:line="240" w:lineRule="auto"/>
+            </w:pPr>
+            <w:r>
+              <w:t xml:space="preserve"> </w:t>
+            </w:r>
+          </w:p>
+        </w:tc>
+      </w:tr>
+      <w:tr>
+        <w:trPr>
+          <w:trHeight w:val="454" w:hRule="atLeast"/>
+        </w:trPr>
+        <w:tc>
+          <w:tcPr>
+            <w:tcW w:type="dxa" w:w="9865"/>
+            <w:tcMar>
+              <w:top w:w="0" w:type="dxa"/>
+              <w:start w:w="0" w:type="dxa"/>
+              <w:bottom w:w="0" w:type="dxa"/>
+              <w:end w:w="0" w:type="dxa"/>
+            </w:tcMar>
+            <w:tcBorders>
+              <w:top w:val="nil"/>
+              <w:bottom w:val="single" w:sz="5" w:space="0" w:color="CBD5E1"/>
+              <w:start w:val="nil"/>
+              <w:end w:val="nil"/>
+            </w:tcBorders>
+          </w:tcPr>
+          <w:p>
+            <w:pPr>
+              <w:spacing w:before="0" w:after="0" w:line="240" w:lineRule="auto"/>
+            </w:pPr>
+            <w:r>
+              <w:t xml:space="preserve"> </w:t>
+            </w:r>
+          </w:p>
+        </w:tc>
+      </w:tr>
+    </w:tbl>
+    <w:p>
+      <w:pPr>
+        <w:keepNext/>
+        <w:keepLines w:val="0"/>
+        <w:spacing w:before="100" w:after="40" w:line="293" w:lineRule="auto"/>
+      </w:pPr>
+      <w:r>
+        <w:rPr>
+          <w:rFonts w:ascii="JetBrains Mono" w:hAnsi="JetBrains Mono" w:eastAsia="Arial Unicode MS"/>
+          <w:b/>
+          <w:i w:val="0"/>
+          <w:color w:val="1D4ED8"/>
+          <w:sz w:val="30"/>
+        </w:rPr>
+        <w:t>02</w:t>
+      </w:r>
+      <w:r>
+        <w:rPr>
+          <w:rFonts w:ascii="Arial Unicode MS" w:hAnsi="Arial Unicode MS" w:eastAsia="Arial Unicode MS"/>
+          <w:b w:val="0"/>
+          <w:i w:val="0"/>
+          <w:color w:val="1D4ED8"/>
+          <w:sz w:val="30"/>
+        </w:rPr>
+        <w:t xml:space="preserve">  </w:t>
+      </w:r>
+      <w:r>
+        <w:rPr>
+          <w:rFonts w:ascii="Arial Unicode MS" w:hAnsi="Arial Unicode MS" w:eastAsia="Arial Unicode MS"/>
+          <w:b/>
+          <w:i w:val="0"/>
+          <w:color w:val="1A2340"/>
+          <w:sz w:val="30"/>
+        </w:rPr>
+        <w:t>提示／回查／真實讀者回應</w:t>
+      </w:r>
+    </w:p>
+    <w:p>
+      <w:pPr>
+        <w:keepNext w:val="0"/>
+        <w:keepLines w:val="0"/>
+        <w:spacing w:before="0" w:after="40" w:line="293" w:lineRule="auto"/>
+      </w:pPr>
+      <w:r>
+        <w:rPr>
+          <w:rFonts w:ascii="Arial Unicode MS" w:hAnsi="Arial Unicode MS" w:eastAsia="Arial Unicode MS"/>
+          <w:b w:val="0"/>
+          <w:i w:val="0"/>
+          <w:color w:val="1A2340"/>
+          <w:sz w:val="22"/>
+        </w:rPr>
+        <w:t>提示 □未用 □1 □2 □3；自己做：記一處回查發現。有搭檔才記對方實際說的話。</w:t>
+      </w:r>
+    </w:p>
+    <w:tbl>
+      <w:tblPr>
+        <w:tblW w:type="dxa" w:w="9865"/>
+        <w:jc w:val="left"/>
+        <w:tblLayout w:type="fixed"/>
+        <w:tblLook w:firstColumn="1" w:firstRow="1" w:lastColumn="0" w:lastRow="0" w:noHBand="0" w:noVBand="1" w:val="04A0"/>
+        <w:tblInd w:type="dxa" w:w="0"/>
+      </w:tblPr>
+      <w:tblGrid>
+        <w:gridCol w:w="9865"/>
+      </w:tblGrid>
+      <w:tr>
+        <w:trPr>
+          <w:trHeight w:val="454" w:hRule="atLeast"/>
+        </w:trPr>
+        <w:tc>
+          <w:tcPr>
+            <w:tcW w:type="dxa" w:w="9865"/>
+            <w:tcMar>
+              <w:top w:w="0" w:type="dxa"/>
+              <w:start w:w="0" w:type="dxa"/>
+              <w:bottom w:w="0" w:type="dxa"/>
+              <w:end w:w="0" w:type="dxa"/>
+            </w:tcMar>
+            <w:tcBorders>
+              <w:top w:val="nil"/>
+              <w:bottom w:val="single" w:sz="5" w:space="0" w:color="CBD5E1"/>
+              <w:start w:val="nil"/>
+              <w:end w:val="nil"/>
+            </w:tcBorders>
+          </w:tcPr>
+          <w:p>
+            <w:pPr>
+              <w:spacing w:before="0" w:after="0" w:line="240" w:lineRule="auto"/>
+            </w:pPr>
+            <w:r>
+              <w:t xml:space="preserve"> </w:t>
+            </w:r>
+          </w:p>
+        </w:tc>
+      </w:tr>
+      <w:tr>
+        <w:trPr>
+          <w:trHeight w:val="454" w:hRule="atLeast"/>
+        </w:trPr>
+        <w:tc>
+          <w:tcPr>
+            <w:tcW w:type="dxa" w:w="9865"/>
+            <w:tcMar>
+              <w:top w:w="0" w:type="dxa"/>
+              <w:start w:w="0" w:type="dxa"/>
+              <w:bottom w:w="0" w:type="dxa"/>
+              <w:end w:w="0" w:type="dxa"/>
+            </w:tcMar>
+            <w:tcBorders>
+              <w:top w:val="nil"/>
+              <w:bottom w:val="single" w:sz="5" w:space="0" w:color="CBD5E1"/>
+              <w:start w:val="nil"/>
+              <w:end w:val="nil"/>
+            </w:tcBorders>
+          </w:tcPr>
+          <w:p>
+            <w:pPr>
+              <w:spacing w:before="0" w:after="0" w:line="240" w:lineRule="auto"/>
+            </w:pPr>
+            <w:r>
+              <w:t xml:space="preserve"> </w:t>
+            </w:r>
+          </w:p>
+        </w:tc>
+      </w:tr>
+      <w:tr>
+        <w:trPr>
+          <w:trHeight w:val="454" w:hRule="atLeast"/>
+        </w:trPr>
+        <w:tc>
+          <w:tcPr>
+            <w:tcW w:type="dxa" w:w="9865"/>
+            <w:tcMar>
+              <w:top w:w="0" w:type="dxa"/>
+              <w:start w:w="0" w:type="dxa"/>
+              <w:bottom w:w="0" w:type="dxa"/>
+              <w:end w:w="0" w:type="dxa"/>
+            </w:tcMar>
+            <w:tcBorders>
+              <w:top w:val="nil"/>
+              <w:bottom w:val="single" w:sz="5" w:space="0" w:color="CBD5E1"/>
+              <w:start w:val="nil"/>
+              <w:end w:val="nil"/>
+            </w:tcBorders>
+          </w:tcPr>
+          <w:p>
+            <w:pPr>
+              <w:spacing w:before="0" w:after="0" w:line="240" w:lineRule="auto"/>
+            </w:pPr>
+            <w:r>
+              <w:t xml:space="preserve"> </w:t>
+            </w:r>
+          </w:p>
+        </w:tc>
+      </w:tr>
+    </w:tbl>
+    <w:p>
+      <w:pPr>
+        <w:keepNext/>
+        <w:keepLines w:val="0"/>
+        <w:spacing w:before="100" w:after="40" w:line="293" w:lineRule="auto"/>
+      </w:pPr>
+      <w:r>
+        <w:rPr>
+          <w:rFonts w:ascii="JetBrains Mono" w:hAnsi="JetBrains Mono" w:eastAsia="Arial Unicode MS"/>
+          <w:b/>
+          <w:i w:val="0"/>
+          <w:color w:val="1D4ED8"/>
+          <w:sz w:val="30"/>
+        </w:rPr>
+        <w:t>03</w:t>
+      </w:r>
+      <w:r>
+        <w:rPr>
+          <w:rFonts w:ascii="Arial Unicode MS" w:hAnsi="Arial Unicode MS" w:eastAsia="Arial Unicode MS"/>
+          <w:b w:val="0"/>
+          <w:i w:val="0"/>
+          <w:color w:val="1D4ED8"/>
+          <w:sz w:val="30"/>
+        </w:rPr>
+        <w:t xml:space="preserve">  </w:t>
+      </w:r>
+      <w:r>
+        <w:rPr>
+          <w:rFonts w:ascii="Arial Unicode MS" w:hAnsi="Arial Unicode MS" w:eastAsia="Arial Unicode MS"/>
+          <w:b/>
+          <w:i w:val="0"/>
+          <w:color w:val="1A2340"/>
+          <w:sz w:val="30"/>
+        </w:rPr>
+        <w:t>本人改／留與理由</w:t>
+      </w:r>
+    </w:p>
+    <w:p>
+      <w:pPr>
+        <w:keepNext w:val="0"/>
+        <w:keepLines w:val="0"/>
+        <w:spacing w:before="0" w:after="40" w:line="293" w:lineRule="auto"/>
+      </w:pPr>
+      <w:r>
+        <w:rPr>
+          <w:rFonts w:ascii="Arial Unicode MS" w:hAnsi="Arial Unicode MS" w:eastAsia="Arial Unicode MS"/>
+          <w:b w:val="0"/>
+          <w:i w:val="0"/>
+          <w:color w:val="1A2340"/>
+          <w:sz w:val="22"/>
+        </w:rPr>
+        <w:t>哪個字、關係或步驟要改？保留也要指一處依據。</w:t>
+      </w:r>
+    </w:p>
+    <w:tbl>
+      <w:tblPr>
+        <w:tblW w:type="dxa" w:w="9865"/>
+        <w:jc w:val="left"/>
+        <w:tblLayout w:type="fixed"/>
+        <w:tblLook w:firstColumn="1" w:firstRow="1" w:lastColumn="0" w:lastRow="0" w:noHBand="0" w:noVBand="1" w:val="04A0"/>
+        <w:tblInd w:type="dxa" w:w="0"/>
+      </w:tblPr>
+      <w:tblGrid>
+        <w:gridCol w:w="9865"/>
+      </w:tblGrid>
+      <w:tr>
+        <w:trPr>
+          <w:trHeight w:val="454" w:hRule="atLeast"/>
+        </w:trPr>
+        <w:tc>
+          <w:tcPr>
+            <w:tcW w:type="dxa" w:w="9865"/>
+            <w:tcMar>
+              <w:top w:w="0" w:type="dxa"/>
+              <w:start w:w="0" w:type="dxa"/>
+              <w:bottom w:w="0" w:type="dxa"/>
+              <w:end w:w="0" w:type="dxa"/>
+            </w:tcMar>
+            <w:tcBorders>
+              <w:top w:val="nil"/>
+              <w:bottom w:val="single" w:sz="5" w:space="0" w:color="CBD5E1"/>
+              <w:start w:val="nil"/>
+              <w:end w:val="nil"/>
+            </w:tcBorders>
+          </w:tcPr>
+          <w:p>
+            <w:pPr>
+              <w:spacing w:before="0" w:after="0" w:line="240" w:lineRule="auto"/>
+            </w:pPr>
+            <w:r>
+              <w:t xml:space="preserve"> </w:t>
+            </w:r>
+          </w:p>
+        </w:tc>
+      </w:tr>
+      <w:tr>
+        <w:trPr>
+          <w:trHeight w:val="454" w:hRule="atLeast"/>
+        </w:trPr>
+        <w:tc>
+          <w:tcPr>
+            <w:tcW w:type="dxa" w:w="9865"/>
+            <w:tcMar>
+              <w:top w:w="0" w:type="dxa"/>
+              <w:start w:w="0" w:type="dxa"/>
+              <w:bottom w:w="0" w:type="dxa"/>
+              <w:end w:w="0" w:type="dxa"/>
+            </w:tcMar>
+            <w:tcBorders>
+              <w:top w:val="nil"/>
+              <w:bottom w:val="single" w:sz="5" w:space="0" w:color="CBD5E1"/>
+              <w:start w:val="nil"/>
+              <w:end w:val="nil"/>
+            </w:tcBorders>
+          </w:tcPr>
+          <w:p>
+            <w:pPr>
+              <w:spacing w:before="0" w:after="0" w:line="240" w:lineRule="auto"/>
+            </w:pPr>
+            <w:r>
+              <w:t xml:space="preserve"> </w:t>
+            </w:r>
+          </w:p>
+        </w:tc>
+      </w:tr>
+      <w:tr>
+        <w:trPr>
+          <w:trHeight w:val="454" w:hRule="atLeast"/>
+        </w:trPr>
+        <w:tc>
+          <w:tcPr>
+            <w:tcW w:type="dxa" w:w="9865"/>
+            <w:tcMar>
+              <w:top w:w="0" w:type="dxa"/>
+              <w:start w:w="0" w:type="dxa"/>
+              <w:bottom w:w="0" w:type="dxa"/>
+              <w:end w:w="0" w:type="dxa"/>
+            </w:tcMar>
+            <w:tcBorders>
+              <w:top w:val="nil"/>
+              <w:bottom w:val="single" w:sz="5" w:space="0" w:color="CBD5E1"/>
+              <w:start w:val="nil"/>
+              <w:end w:val="nil"/>
+            </w:tcBorders>
+          </w:tcPr>
+          <w:p>
+            <w:pPr>
+              <w:spacing w:before="0" w:after="0" w:line="240" w:lineRule="auto"/>
+            </w:pPr>
+            <w:r>
+              <w:t xml:space="preserve"> </w:t>
+            </w:r>
+          </w:p>
+        </w:tc>
+      </w:tr>
+      <w:tr>
+        <w:trPr>
+          <w:trHeight w:val="454" w:hRule="atLeast"/>
+        </w:trPr>
+        <w:tc>
+          <w:tcPr>
+            <w:tcW w:type="dxa" w:w="9865"/>
+            <w:tcMar>
+              <w:top w:w="0" w:type="dxa"/>
+              <w:start w:w="0" w:type="dxa"/>
+              <w:bottom w:w="0" w:type="dxa"/>
+              <w:end w:w="0" w:type="dxa"/>
+            </w:tcMar>
+            <w:tcBorders>
+              <w:top w:val="nil"/>
+              <w:bottom w:val="single" w:sz="5" w:space="0" w:color="CBD5E1"/>
+              <w:start w:val="nil"/>
+              <w:end w:val="nil"/>
+            </w:tcBorders>
+          </w:tcPr>
+          <w:p>
+            <w:pPr>
+              <w:spacing w:before="0" w:after="0" w:line="240" w:lineRule="auto"/>
+            </w:pPr>
+            <w:r>
+              <w:t xml:space="preserve"> </w:t>
+            </w:r>
+          </w:p>
+        </w:tc>
+      </w:tr>
+    </w:tbl>
+    <w:p>
+      <w:pPr>
+        <w:keepNext/>
+        <w:keepLines w:val="0"/>
+        <w:spacing w:before="100" w:after="40" w:line="293" w:lineRule="auto"/>
+      </w:pPr>
+      <w:r>
+        <w:rPr>
+          <w:rFonts w:ascii="JetBrains Mono" w:hAnsi="JetBrains Mono" w:eastAsia="Arial Unicode MS"/>
+          <w:b/>
+          <w:i w:val="0"/>
+          <w:color w:val="1D4ED8"/>
+          <w:sz w:val="30"/>
+        </w:rPr>
+        <w:t>04</w:t>
+      </w:r>
+      <w:r>
+        <w:rPr>
+          <w:rFonts w:ascii="Arial Unicode MS" w:hAnsi="Arial Unicode MS" w:eastAsia="Arial Unicode MS"/>
+          <w:b w:val="0"/>
+          <w:i w:val="0"/>
+          <w:color w:val="1D4ED8"/>
+          <w:sz w:val="30"/>
+        </w:rPr>
+        <w:t xml:space="preserve">  </w:t>
+      </w:r>
+      <w:r>
+        <w:rPr>
+          <w:rFonts w:ascii="Arial Unicode MS" w:hAnsi="Arial Unicode MS" w:eastAsia="Arial Unicode MS"/>
+          <w:b/>
+          <w:i w:val="0"/>
+          <w:color w:val="1A2340"/>
+          <w:sz w:val="30"/>
+        </w:rPr>
+        <w:t>看詳解，只核對一步</w:t>
+      </w:r>
+    </w:p>
+    <w:p>
+      <w:pPr>
+        <w:keepNext w:val="0"/>
+        <w:keepLines w:val="0"/>
+        <w:spacing w:before="0" w:after="40" w:line="293" w:lineRule="auto"/>
+      </w:pPr>
+      <w:r>
+        <w:rPr>
+          <w:rFonts w:ascii="Arial Unicode MS" w:hAnsi="Arial Unicode MS" w:eastAsia="Arial Unicode MS"/>
+          <w:b w:val="0"/>
+          <w:i w:val="0"/>
+          <w:color w:val="1A2340"/>
+          <w:sz w:val="22"/>
+        </w:rPr>
+        <w:t>把經濟理由說完整，但保留「擔心／可能」；不替人物補心裡話。</w:t>
+      </w:r>
+    </w:p>
+    <w:tbl>
+      <w:tblPr>
+        <w:tblW w:type="dxa" w:w="9865"/>
+        <w:jc w:val="left"/>
+        <w:tblLayout w:type="fixed"/>
+        <w:tblLook w:firstColumn="1" w:firstRow="1" w:lastColumn="0" w:lastRow="0" w:noHBand="0" w:noVBand="1" w:val="04A0"/>
+        <w:tblInd w:type="dxa" w:w="0"/>
+      </w:tblPr>
+      <w:tblGrid>
+        <w:gridCol w:w="9865"/>
+      </w:tblGrid>
+      <w:tr>
+        <w:trPr>
+          <w:trHeight w:val="454" w:hRule="atLeast"/>
+        </w:trPr>
+        <w:tc>
+          <w:tcPr>
+            <w:tcW w:type="dxa" w:w="9865"/>
+            <w:tcMar>
+              <w:top w:w="0" w:type="dxa"/>
+              <w:start w:w="0" w:type="dxa"/>
+              <w:bottom w:w="0" w:type="dxa"/>
+              <w:end w:w="0" w:type="dxa"/>
+            </w:tcMar>
+            <w:tcBorders>
+              <w:top w:val="nil"/>
+              <w:bottom w:val="single" w:sz="5" w:space="0" w:color="CBD5E1"/>
+              <w:start w:val="nil"/>
+              <w:end w:val="nil"/>
+            </w:tcBorders>
+          </w:tcPr>
+          <w:p>
+            <w:pPr>
+              <w:spacing w:before="0" w:after="0" w:line="240" w:lineRule="auto"/>
+            </w:pPr>
+            <w:r>
+              <w:t xml:space="preserve"> </w:t>
+            </w:r>
+          </w:p>
+        </w:tc>
+      </w:tr>
+      <w:tr>
+        <w:trPr>
+          <w:trHeight w:val="454" w:hRule="atLeast"/>
+        </w:trPr>
+        <w:tc>
+          <w:tcPr>
+            <w:tcW w:type="dxa" w:w="9865"/>
+            <w:tcMar>
+              <w:top w:w="0" w:type="dxa"/>
+              <w:start w:w="0" w:type="dxa"/>
+              <w:bottom w:w="0" w:type="dxa"/>
+              <w:end w:w="0" w:type="dxa"/>
+            </w:tcMar>
+            <w:tcBorders>
+              <w:top w:val="nil"/>
+              <w:bottom w:val="single" w:sz="5" w:space="0" w:color="CBD5E1"/>
+              <w:start w:val="nil"/>
+              <w:end w:val="nil"/>
+            </w:tcBorders>
+          </w:tcPr>
+          <w:p>
+            <w:pPr>
+              <w:spacing w:before="0" w:after="0" w:line="240" w:lineRule="auto"/>
+            </w:pPr>
+            <w:r>
+              <w:t xml:space="preserve"> </w:t>
+            </w:r>
+          </w:p>
+        </w:tc>
+      </w:tr>
+    </w:tbl>
     <w:sectPr>
       <w:headerReference w:type="default" r:id="rId9"/>
       <w:footerReference w:type="default" r:id="rId10"/>
